--- a/Monitoring Doc/Product Requirements Document.docx
+++ b/Monitoring Doc/Product Requirements Document.docx
@@ -41,7 +41,7 @@
           <w:color w:val="6C757D"/>
           <w:sz w:val="20"/>
         </w:rPr>
-        <w:t>Project: iHRMS Monitor - Windows Desktop Monitoring Agent | Document Version: v1.0.1 | Platform: Windows 10/11 x64</w:t>
+        <w:t>Project: Workpulse - Windows Desktop Monitoring Agent | Document Version: v1.0.1 | Platform: Windows 10/11 x64</w:t>
       </w:r>
     </w:p>
     <w:p>
@@ -80,7 +80,7 @@
           <w:color w:val="212529"/>
           <w:sz w:val="20"/>
         </w:rPr>
-        <w:t>iHRMS Monitor is designed to be an unobtrusive, high-performance Windows desktop client that captures employee activity metrics accurately without causing system degradation or privacy intrusion. Built on Python 3.10+ and PySide6 (Qt6), it features native Windows API integration, hardware-scoped security, and an offline-resilient storage architecture.</w:t>
+        <w:t>Workpulse is designed to be an unobtrusive, high-performance Windows desktop client that captures employee activity metrics accurately without causing system degradation or privacy intrusion. Built on Python 3.10+ and PySide6 (Qt6), it features native Windows API integration, hardware-scoped security, and an offline-resilient storage architecture.</w:t>
       </w:r>
     </w:p>
     <w:p>
@@ -400,7 +400,7 @@
           <w:color w:val="212529"/>
           <w:sz w:val="20"/>
         </w:rPr>
-        <w:t>All client data is strictly stored in %LOCALAPPDATA%\iHRMS Monitor\ (subfolders: data\, screenshots\, logs\, updates\). The installation directory in Program Files remains strictly read-only.</w:t>
+        <w:t>All client data is strictly stored in %LOCALAPPDATA%\Workpulse\ (subfolders: data\, screenshots\, logs\, updates\). The installation directory in Program Files remains strictly read-only.</w:t>
       </w:r>
     </w:p>
     <w:p>

--- a/Monitoring Doc/Product Requirements Document.docx
+++ b/Monitoring Doc/Product Requirements Document.docx
@@ -4,510 +4,875 @@
   <w:body>
     <w:p>
       <w:pPr>
-        <w:spacing w:before="0" w:after="40"/>
+        <w:spacing w:after="40"/>
       </w:pPr>
       <w:r>
         <w:rPr>
-          <w:rFonts w:ascii="Calibri" w:hAnsi="Calibri"/>
+          <w:rFonts w:ascii="Arial" w:hAnsi="Arial"/>
           <w:b/>
-          <w:color w:val="1E73BE"/>
-          <w:sz w:val="19"/>
+          <w:color w:val="0D9488"/>
+          <w:sz w:val="20"/>
         </w:rPr>
-        <w:t>INDOVISION CONSULTANCY SERVICES</w:t>
+        <w:t>INDOVISION SERVICES</w:t>
       </w:r>
     </w:p>
     <w:p>
       <w:pPr>
-        <w:spacing w:before="80" w:after="40"/>
+        <w:spacing w:after="80"/>
       </w:pPr>
       <w:r>
         <w:rPr>
-          <w:rFonts w:ascii="Calibri" w:hAnsi="Calibri"/>
+          <w:rFonts w:ascii="Arial" w:hAnsi="Arial"/>
           <w:b/>
-          <w:color w:val="0E4B89"/>
-          <w:sz w:val="44"/>
+          <w:color w:val="0F2942"/>
+          <w:sz w:val="40"/>
         </w:rPr>
         <w:t>Product Requirements Document (PRD)</w:t>
       </w:r>
     </w:p>
     <w:p>
       <w:pPr>
-        <w:spacing w:before="40" w:after="200"/>
+        <w:spacing w:after="280"/>
       </w:pPr>
       <w:r>
         <w:rPr>
-          <w:rFonts w:ascii="Calibri" w:hAnsi="Calibri"/>
+          <w:rFonts w:ascii="Arial" w:hAnsi="Arial"/>
           <w:i/>
-          <w:color w:val="6C757D"/>
-          <w:sz w:val="20"/>
+          <w:color w:val="64748B"/>
+          <w:sz w:val="19"/>
         </w:rPr>
-        <w:t>Project: Workpulse - Windows Desktop Monitoring Agent | Document Version: v1.0.1 | Platform: Windows 10/11 x64</w:t>
+        <w:t>Project: Workpulse | Application Version: 2.0.2 | Platforms: Windows 10/11 x64 &amp; macOS 12+ (Universal)</w:t>
       </w:r>
     </w:p>
     <w:p>
       <w:pPr>
-        <w:spacing w:before="0" w:after="280"/>
+        <w:spacing w:after="280"/>
       </w:pPr>
       <w:r>
         <w:rPr>
-          <w:color w:val="1E73BE"/>
+          <w:rFonts w:ascii="Arial" w:hAnsi="Arial"/>
+          <w:color w:val="0D9488"/>
+          <w:sz w:val="20"/>
         </w:rPr>
-        <w:t>――――――――――――――――――――――――――――――――――――――――――――――――――――――――――――</w:t>
+        <w:t>――――――――――――――――――――――――――――――――――――――――――――――――――――――――――</w:t>
       </w:r>
     </w:p>
     <w:p>
       <w:pPr>
         <w:keepNext/>
-        <w:spacing w:before="320" w:after="80"/>
+        <w:spacing w:before="280" w:after="120"/>
       </w:pPr>
       <w:r>
         <w:rPr>
-          <w:rFonts w:ascii="Calibri" w:hAnsi="Calibri"/>
+          <w:rFonts w:ascii="Arial" w:hAnsi="Arial"/>
           <w:b/>
-          <w:color w:val="0E4B89"/>
+          <w:color w:val="0F2942"/>
           <w:sz w:val="28"/>
         </w:rPr>
-        <w:t>1. Product Vision &amp; Architecture</w:t>
+        <w:t>1. Product Overview &amp; Vision</w:t>
       </w:r>
     </w:p>
     <w:p>
       <w:pPr>
-        <w:spacing w:before="40" w:after="80" w:line="276" w:lineRule="auto"/>
+        <w:spacing w:after="120" w:line="276" w:lineRule="auto"/>
       </w:pPr>
       <w:r>
         <w:rPr>
-          <w:rFonts w:ascii="Calibri" w:hAnsi="Calibri"/>
-          <w:color w:val="212529"/>
+          <w:rFonts w:ascii="Arial" w:hAnsi="Arial"/>
+          <w:color w:val="2D3748"/>
           <w:sz w:val="20"/>
         </w:rPr>
-        <w:t>Workpulse is designed to be an unobtrusive, high-performance Windows desktop client that captures employee activity metrics accurately without causing system degradation or privacy intrusion. Built on Python 3.10+ and PySide6 (Qt6), it features native Windows API integration, hardware-scoped security, and an offline-resilient storage architecture.</w:t>
+        <w:t>Workpulse is a desktop-native productivity and workforce analytics application engineered for enterprise deployment. It serves as a unified workstation companion that automatically measures active focus time, coordinates attendance punches, manages daily KRA timesheets, and provides diagnostic health telemetry to the centralized cloud portal.</w:t>
       </w:r>
     </w:p>
     <w:p>
       <w:pPr>
         <w:keepNext/>
-        <w:spacing w:before="320" w:after="80"/>
+        <w:spacing w:before="280" w:after="120"/>
       </w:pPr>
       <w:r>
         <w:rPr>
-          <w:rFonts w:ascii="Calibri" w:hAnsi="Calibri"/>
+          <w:rFonts w:ascii="Arial" w:hAnsi="Arial"/>
           <w:b/>
-          <w:color w:val="0E4B89"/>
+          <w:color w:val="0F2942"/>
           <w:sz w:val="28"/>
         </w:rPr>
-        <w:t>2. User Personas &amp; Experience Requirements</w:t>
+        <w:t>2. User Personas &amp; Workflows</w:t>
+      </w:r>
+    </w:p>
+    <w:p>
+      <w:pPr>
+        <w:keepNext/>
+        <w:spacing w:before="200" w:after="80"/>
+      </w:pPr>
+      <w:r>
+        <w:rPr>
+          <w:rFonts w:ascii="Arial" w:hAnsi="Arial"/>
+          <w:b/>
+          <w:color w:val="0D9488"/>
+          <w:sz w:val="23"/>
+        </w:rPr>
+        <w:t>2.1 Primary User: Remote / Hybrid Employee</w:t>
+      </w:r>
+    </w:p>
+    <w:p>
+      <w:pPr>
+        <w:spacing w:after="120" w:line="276" w:lineRule="auto"/>
+      </w:pPr>
+      <w:r>
+        <w:rPr>
+          <w:rFonts w:ascii="Arial" w:hAnsi="Arial"/>
+          <w:color w:val="2D3748"/>
+          <w:sz w:val="20"/>
+        </w:rPr>
+        <w:t>The employee opens Workpulse at the start of their workday. The application verifies the company code, logs in the user, registers the device, displays their official punch-in time, and tracks active project windows. At the end of the day, the employee reviews their logged active duration, completes KRA task remarks in the Timesheet table, and submits their daily report.</w:t>
+      </w:r>
+    </w:p>
+    <w:p>
+      <w:pPr>
+        <w:keepNext/>
+        <w:spacing w:before="200" w:after="80"/>
+      </w:pPr>
+      <w:r>
+        <w:rPr>
+          <w:rFonts w:ascii="Arial" w:hAnsi="Arial"/>
+          <w:b/>
+          <w:color w:val="0D9488"/>
+          <w:sz w:val="23"/>
+        </w:rPr>
+        <w:t>2.2 Secondary User: HR Administrator &amp; Team Lead</w:t>
+      </w:r>
+    </w:p>
+    <w:p>
+      <w:pPr>
+        <w:spacing w:after="120" w:line="276" w:lineRule="auto"/>
+      </w:pPr>
+      <w:r>
+        <w:rPr>
+          <w:rFonts w:ascii="Arial" w:hAnsi="Arial"/>
+          <w:color w:val="2D3748"/>
+          <w:sz w:val="20"/>
+        </w:rPr>
+        <w:t>Team leads inspect synchronized activity timelines and KRA timesheets submitted via the desktop client to evaluate sprint velocity, workload distribution, and attendance compliance.</w:t>
+      </w:r>
+    </w:p>
+    <w:p>
+      <w:pPr>
+        <w:keepNext/>
+        <w:spacing w:before="280" w:after="120"/>
+      </w:pPr>
+      <w:r>
+        <w:rPr>
+          <w:rFonts w:ascii="Arial" w:hAnsi="Arial"/>
+          <w:b/>
+          <w:color w:val="0F2942"/>
+          <w:sz w:val="28"/>
+        </w:rPr>
+        <w:t>3. Functional Requirements Specifications</w:t>
+      </w:r>
+    </w:p>
+    <w:tbl>
+      <w:tblPr>
+        <w:tblW w:type="auto" w:w="0"/>
+        <w:jc w:val="center"/>
+        <w:tblLayout w:type="fixed"/>
+        <w:tblLook w:firstColumn="1" w:firstRow="1" w:lastColumn="0" w:lastRow="0" w:noHBand="0" w:noVBand="1" w:val="04A0"/>
+      </w:tblPr>
+      <w:tblGrid>
+        <w:gridCol w:w="3312"/>
+        <w:gridCol w:w="3312"/>
+        <w:gridCol w:w="3312"/>
+      </w:tblGrid>
+      <w:tr>
+        <w:tc>
+          <w:tcPr>
+            <w:tcW w:type="dxa" w:w="2016"/>
+            <w:shd w:fill="0F2942"/>
+            <w:tcMar>
+              <w:top w:w="120" w:type="dxa"/>
+              <w:bottom w:w="120" w:type="dxa"/>
+              <w:left w:w="150" w:type="dxa"/>
+              <w:right w:w="150" w:type="dxa"/>
+            </w:tcMar>
+          </w:tcPr>
+          <w:p>
+            <w:pPr>
+              <w:jc w:val="left"/>
+            </w:pPr>
+            <w:r>
+              <w:rPr>
+                <w:rFonts w:ascii="Arial" w:hAnsi="Arial"/>
+                <w:b/>
+                <w:color w:val="FFFFFF"/>
+                <w:sz w:val="19"/>
+              </w:rPr>
+              <w:t>Module</w:t>
+            </w:r>
+          </w:p>
+        </w:tc>
+        <w:tc>
+          <w:tcPr>
+            <w:tcW w:type="dxa" w:w="4608"/>
+            <w:shd w:fill="0F2942"/>
+            <w:tcMar>
+              <w:top w:w="120" w:type="dxa"/>
+              <w:bottom w:w="120" w:type="dxa"/>
+              <w:left w:w="150" w:type="dxa"/>
+              <w:right w:w="150" w:type="dxa"/>
+            </w:tcMar>
+          </w:tcPr>
+          <w:p>
+            <w:pPr>
+              <w:jc w:val="left"/>
+            </w:pPr>
+            <w:r>
+              <w:rPr>
+                <w:rFonts w:ascii="Arial" w:hAnsi="Arial"/>
+                <w:b/>
+                <w:color w:val="FFFFFF"/>
+                <w:sz w:val="19"/>
+              </w:rPr>
+              <w:t>Requirement Description</w:t>
+            </w:r>
+          </w:p>
+        </w:tc>
+        <w:tc>
+          <w:tcPr>
+            <w:tcW w:type="dxa" w:w="3168"/>
+            <w:shd w:fill="0F2942"/>
+            <w:tcMar>
+              <w:top w:w="120" w:type="dxa"/>
+              <w:bottom w:w="120" w:type="dxa"/>
+              <w:left w:w="150" w:type="dxa"/>
+              <w:right w:w="150" w:type="dxa"/>
+            </w:tcMar>
+          </w:tcPr>
+          <w:p>
+            <w:pPr>
+              <w:jc w:val="left"/>
+            </w:pPr>
+            <w:r>
+              <w:rPr>
+                <w:rFonts w:ascii="Arial" w:hAnsi="Arial"/>
+                <w:b/>
+                <w:color w:val="FFFFFF"/>
+                <w:sz w:val="19"/>
+              </w:rPr>
+              <w:t>API Endpoint / Trigger</w:t>
+            </w:r>
+          </w:p>
+        </w:tc>
+      </w:tr>
+      <w:tr>
+        <w:tc>
+          <w:tcPr>
+            <w:tcW w:type="dxa" w:w="2016"/>
+            <w:shd w:fill="FFFFFF"/>
+            <w:tcMar>
+              <w:top w:w="80" w:type="dxa"/>
+              <w:bottom w:w="80" w:type="dxa"/>
+              <w:left w:w="150" w:type="dxa"/>
+              <w:right w:w="150" w:type="dxa"/>
+            </w:tcMar>
+          </w:tcPr>
+          <w:p>
+            <w:pPr>
+              <w:jc w:val="left"/>
+            </w:pPr>
+            <w:r>
+              <w:rPr>
+                <w:rFonts w:ascii="Arial" w:hAnsi="Arial"/>
+                <w:color w:val="2D3748"/>
+                <w:sz w:val="18"/>
+              </w:rPr>
+              <w:t>Auth &amp; Setup</w:t>
+            </w:r>
+          </w:p>
+        </w:tc>
+        <w:tc>
+          <w:tcPr>
+            <w:tcW w:type="dxa" w:w="4608"/>
+            <w:shd w:fill="FFFFFF"/>
+            <w:tcMar>
+              <w:top w:w="80" w:type="dxa"/>
+              <w:bottom w:w="80" w:type="dxa"/>
+              <w:left w:w="150" w:type="dxa"/>
+              <w:right w:w="150" w:type="dxa"/>
+            </w:tcMar>
+          </w:tcPr>
+          <w:p>
+            <w:pPr>
+              <w:jc w:val="left"/>
+            </w:pPr>
+            <w:r>
+              <w:rPr>
+                <w:rFonts w:ascii="Arial" w:hAnsi="Arial"/>
+                <w:color w:val="2D3748"/>
+                <w:sz w:val="18"/>
+              </w:rPr>
+              <w:t>Verify company code, fetch tenant branding, authenticate user credentials, enroll workstation hardware UUID</w:t>
+            </w:r>
+          </w:p>
+        </w:tc>
+        <w:tc>
+          <w:tcPr>
+            <w:tcW w:type="dxa" w:w="3168"/>
+            <w:shd w:fill="FFFFFF"/>
+            <w:tcMar>
+              <w:top w:w="80" w:type="dxa"/>
+              <w:bottom w:w="80" w:type="dxa"/>
+              <w:left w:w="150" w:type="dxa"/>
+              <w:right w:w="150" w:type="dxa"/>
+            </w:tcMar>
+          </w:tcPr>
+          <w:p>
+            <w:pPr>
+              <w:jc w:val="left"/>
+            </w:pPr>
+            <w:r>
+              <w:rPr>
+                <w:rFonts w:ascii="Arial" w:hAnsi="Arial"/>
+                <w:color w:val="2D3748"/>
+                <w:sz w:val="18"/>
+              </w:rPr>
+              <w:t>POST /appcontroller/appcontroller</w:t>
+              <w:br/>
+              <w:t>POST /login/login</w:t>
+              <w:br/>
+              <w:t>POST /tracking/enroll_device</w:t>
+            </w:r>
+          </w:p>
+        </w:tc>
+      </w:tr>
+      <w:tr>
+        <w:tc>
+          <w:tcPr>
+            <w:tcW w:type="dxa" w:w="2016"/>
+            <w:shd w:fill="F8FAFC"/>
+            <w:tcMar>
+              <w:top w:w="80" w:type="dxa"/>
+              <w:bottom w:w="80" w:type="dxa"/>
+              <w:left w:w="150" w:type="dxa"/>
+              <w:right w:w="150" w:type="dxa"/>
+            </w:tcMar>
+          </w:tcPr>
+          <w:p>
+            <w:pPr>
+              <w:jc w:val="left"/>
+            </w:pPr>
+            <w:r>
+              <w:rPr>
+                <w:rFonts w:ascii="Arial" w:hAnsi="Arial"/>
+                <w:color w:val="2D3748"/>
+                <w:sz w:val="18"/>
+              </w:rPr>
+              <w:t>Activity Tracking</w:t>
+            </w:r>
+          </w:p>
+        </w:tc>
+        <w:tc>
+          <w:tcPr>
+            <w:tcW w:type="dxa" w:w="4608"/>
+            <w:shd w:fill="F8FAFC"/>
+            <w:tcMar>
+              <w:top w:w="80" w:type="dxa"/>
+              <w:bottom w:w="80" w:type="dxa"/>
+              <w:left w:w="150" w:type="dxa"/>
+              <w:right w:w="150" w:type="dxa"/>
+            </w:tcMar>
+          </w:tcPr>
+          <w:p>
+            <w:pPr>
+              <w:jc w:val="left"/>
+            </w:pPr>
+            <w:r>
+              <w:rPr>
+                <w:rFonts w:ascii="Arial" w:hAnsi="Arial"/>
+                <w:color w:val="2D3748"/>
+                <w:sz w:val="18"/>
+              </w:rPr>
+              <w:t>Poll active window every 1 sec; create session on app switch; update window title in place; detect idle timeout</w:t>
+            </w:r>
+          </w:p>
+        </w:tc>
+        <w:tc>
+          <w:tcPr>
+            <w:tcW w:type="dxa" w:w="3168"/>
+            <w:shd w:fill="F8FAFC"/>
+            <w:tcMar>
+              <w:top w:w="80" w:type="dxa"/>
+              <w:bottom w:w="80" w:type="dxa"/>
+              <w:left w:w="150" w:type="dxa"/>
+              <w:right w:w="150" w:type="dxa"/>
+            </w:tcMar>
+          </w:tcPr>
+          <w:p>
+            <w:pPr>
+              <w:jc w:val="left"/>
+            </w:pPr>
+            <w:r>
+              <w:rPr>
+                <w:rFonts w:ascii="Arial" w:hAnsi="Arial"/>
+                <w:color w:val="2D3748"/>
+                <w:sz w:val="18"/>
+              </w:rPr>
+              <w:t>tracker/activity_tracker.py</w:t>
+              <w:br/>
+              <w:t>platform_support/</w:t>
+            </w:r>
+          </w:p>
+        </w:tc>
+      </w:tr>
+      <w:tr>
+        <w:tc>
+          <w:tcPr>
+            <w:tcW w:type="dxa" w:w="2016"/>
+            <w:shd w:fill="FFFFFF"/>
+            <w:tcMar>
+              <w:top w:w="80" w:type="dxa"/>
+              <w:bottom w:w="80" w:type="dxa"/>
+              <w:left w:w="150" w:type="dxa"/>
+              <w:right w:w="150" w:type="dxa"/>
+            </w:tcMar>
+          </w:tcPr>
+          <w:p>
+            <w:pPr>
+              <w:jc w:val="left"/>
+            </w:pPr>
+            <w:r>
+              <w:rPr>
+                <w:rFonts w:ascii="Arial" w:hAnsi="Arial"/>
+                <w:color w:val="2D3748"/>
+                <w:sz w:val="18"/>
+              </w:rPr>
+              <w:t>Cloud Sync</w:t>
+            </w:r>
+          </w:p>
+        </w:tc>
+        <w:tc>
+          <w:tcPr>
+            <w:tcW w:type="dxa" w:w="4608"/>
+            <w:shd w:fill="FFFFFF"/>
+            <w:tcMar>
+              <w:top w:w="80" w:type="dxa"/>
+              <w:bottom w:w="80" w:type="dxa"/>
+              <w:left w:w="150" w:type="dxa"/>
+              <w:right w:w="150" w:type="dxa"/>
+            </w:tcMar>
+          </w:tcPr>
+          <w:p>
+            <w:pPr>
+              <w:jc w:val="left"/>
+            </w:pPr>
+            <w:r>
+              <w:rPr>
+                <w:rFonts w:ascii="Arial" w:hAnsi="Arial"/>
+                <w:color w:val="2D3748"/>
+                <w:sz w:val="18"/>
+              </w:rPr>
+              <w:t>Batch send closed sessions (100 per page) with retry backoff; upload periodic JPEG screenshots; report health</w:t>
+            </w:r>
+          </w:p>
+        </w:tc>
+        <w:tc>
+          <w:tcPr>
+            <w:tcW w:type="dxa" w:w="3168"/>
+            <w:shd w:fill="FFFFFF"/>
+            <w:tcMar>
+              <w:top w:w="80" w:type="dxa"/>
+              <w:bottom w:w="80" w:type="dxa"/>
+              <w:left w:w="150" w:type="dxa"/>
+              <w:right w:w="150" w:type="dxa"/>
+            </w:tcMar>
+          </w:tcPr>
+          <w:p>
+            <w:pPr>
+              <w:jc w:val="left"/>
+            </w:pPr>
+            <w:r>
+              <w:rPr>
+                <w:rFonts w:ascii="Arial" w:hAnsi="Arial"/>
+                <w:color w:val="2D3748"/>
+                <w:sz w:val="18"/>
+              </w:rPr>
+              <w:t>POST /tracking/save_activity_batch</w:t>
+              <w:br/>
+              <w:t>POST /tracking/upload_screenshot</w:t>
+            </w:r>
+          </w:p>
+        </w:tc>
+      </w:tr>
+      <w:tr>
+        <w:tc>
+          <w:tcPr>
+            <w:tcW w:type="dxa" w:w="2016"/>
+            <w:shd w:fill="F8FAFC"/>
+            <w:tcMar>
+              <w:top w:w="80" w:type="dxa"/>
+              <w:bottom w:w="80" w:type="dxa"/>
+              <w:left w:w="150" w:type="dxa"/>
+              <w:right w:w="150" w:type="dxa"/>
+            </w:tcMar>
+          </w:tcPr>
+          <w:p>
+            <w:pPr>
+              <w:jc w:val="left"/>
+            </w:pPr>
+            <w:r>
+              <w:rPr>
+                <w:rFonts w:ascii="Arial" w:hAnsi="Arial"/>
+                <w:color w:val="2D3748"/>
+                <w:sz w:val="18"/>
+              </w:rPr>
+              <w:t>Dashboard UI</w:t>
+            </w:r>
+          </w:p>
+        </w:tc>
+        <w:tc>
+          <w:tcPr>
+            <w:tcW w:type="dxa" w:w="4608"/>
+            <w:shd w:fill="F8FAFC"/>
+            <w:tcMar>
+              <w:top w:w="80" w:type="dxa"/>
+              <w:bottom w:w="80" w:type="dxa"/>
+              <w:left w:w="150" w:type="dxa"/>
+              <w:right w:w="150" w:type="dxa"/>
+            </w:tcMar>
+          </w:tcPr>
+          <w:p>
+            <w:pPr>
+              <w:jc w:val="left"/>
+            </w:pPr>
+            <w:r>
+              <w:rPr>
+                <w:rFonts w:ascii="Arial" w:hAnsi="Arial"/>
+                <w:color w:val="2D3748"/>
+                <w:sz w:val="18"/>
+              </w:rPr>
+              <w:t>Display Today Time, Start Time, Punch Time, Attendance badge, Attendance Calendar, Leave modal, KRA timesheet</w:t>
+            </w:r>
+          </w:p>
+        </w:tc>
+        <w:tc>
+          <w:tcPr>
+            <w:tcW w:type="dxa" w:w="3168"/>
+            <w:shd w:fill="F8FAFC"/>
+            <w:tcMar>
+              <w:top w:w="80" w:type="dxa"/>
+              <w:bottom w:w="80" w:type="dxa"/>
+              <w:left w:w="150" w:type="dxa"/>
+              <w:right w:w="150" w:type="dxa"/>
+            </w:tcMar>
+          </w:tcPr>
+          <w:p>
+            <w:pPr>
+              <w:jc w:val="left"/>
+            </w:pPr>
+            <w:r>
+              <w:rPr>
+                <w:rFonts w:ascii="Arial" w:hAnsi="Arial"/>
+                <w:color w:val="2D3748"/>
+                <w:sz w:val="18"/>
+              </w:rPr>
+              <w:t>ui/dashboard.py</w:t>
+              <w:br/>
+              <w:t>ui/attendance_page.py</w:t>
+              <w:br/>
+              <w:t>ui/task_table.py</w:t>
+            </w:r>
+          </w:p>
+        </w:tc>
+      </w:tr>
+      <w:tr>
+        <w:tc>
+          <w:tcPr>
+            <w:tcW w:type="dxa" w:w="2016"/>
+            <w:shd w:fill="FFFFFF"/>
+            <w:tcMar>
+              <w:top w:w="80" w:type="dxa"/>
+              <w:bottom w:w="80" w:type="dxa"/>
+              <w:left w:w="150" w:type="dxa"/>
+              <w:right w:w="150" w:type="dxa"/>
+            </w:tcMar>
+          </w:tcPr>
+          <w:p>
+            <w:pPr>
+              <w:jc w:val="left"/>
+            </w:pPr>
+            <w:r>
+              <w:rPr>
+                <w:rFonts w:ascii="Arial" w:hAnsi="Arial"/>
+                <w:color w:val="2D3748"/>
+                <w:sz w:val="18"/>
+              </w:rPr>
+              <w:t>HRMS Bridge</w:t>
+            </w:r>
+          </w:p>
+        </w:tc>
+        <w:tc>
+          <w:tcPr>
+            <w:tcW w:type="dxa" w:w="4608"/>
+            <w:shd w:fill="FFFFFF"/>
+            <w:tcMar>
+              <w:top w:w="80" w:type="dxa"/>
+              <w:bottom w:w="80" w:type="dxa"/>
+              <w:left w:w="150" w:type="dxa"/>
+              <w:right w:w="150" w:type="dxa"/>
+            </w:tcMar>
+          </w:tcPr>
+          <w:p>
+            <w:pPr>
+              <w:jc w:val="left"/>
+            </w:pPr>
+            <w:r>
+              <w:rPr>
+                <w:rFonts w:ascii="Arial" w:hAnsi="Arial"/>
+                <w:color w:val="2D3748"/>
+                <w:sz w:val="18"/>
+              </w:rPr>
+              <w:t>Generate secure temporary HTML auto-login bridge to open tenant web portal in default browser with auto-cleanup</w:t>
+            </w:r>
+          </w:p>
+        </w:tc>
+        <w:tc>
+          <w:tcPr>
+            <w:tcW w:type="dxa" w:w="3168"/>
+            <w:shd w:fill="FFFFFF"/>
+            <w:tcMar>
+              <w:top w:w="80" w:type="dxa"/>
+              <w:bottom w:w="80" w:type="dxa"/>
+              <w:left w:w="150" w:type="dxa"/>
+              <w:right w:w="150" w:type="dxa"/>
+            </w:tcMar>
+          </w:tcPr>
+          <w:p>
+            <w:pPr>
+              <w:jc w:val="left"/>
+            </w:pPr>
+            <w:r>
+              <w:rPr>
+                <w:rFonts w:ascii="Arial" w:hAnsi="Arial"/>
+                <w:color w:val="2D3748"/>
+                <w:sz w:val="18"/>
+              </w:rPr>
+              <w:t>services/hrms_portal_service.py</w:t>
+            </w:r>
+          </w:p>
+        </w:tc>
+      </w:tr>
+      <w:tr>
+        <w:tc>
+          <w:tcPr>
+            <w:tcW w:type="dxa" w:w="2016"/>
+            <w:shd w:fill="F8FAFC"/>
+            <w:tcMar>
+              <w:top w:w="80" w:type="dxa"/>
+              <w:bottom w:w="80" w:type="dxa"/>
+              <w:left w:w="150" w:type="dxa"/>
+              <w:right w:w="150" w:type="dxa"/>
+            </w:tcMar>
+          </w:tcPr>
+          <w:p>
+            <w:pPr>
+              <w:jc w:val="left"/>
+            </w:pPr>
+            <w:r>
+              <w:rPr>
+                <w:rFonts w:ascii="Arial" w:hAnsi="Arial"/>
+                <w:color w:val="2D3748"/>
+                <w:sz w:val="18"/>
+              </w:rPr>
+              <w:t>Auto-Update</w:t>
+            </w:r>
+          </w:p>
+        </w:tc>
+        <w:tc>
+          <w:tcPr>
+            <w:tcW w:type="dxa" w:w="4608"/>
+            <w:shd w:fill="F8FAFC"/>
+            <w:tcMar>
+              <w:top w:w="80" w:type="dxa"/>
+              <w:bottom w:w="80" w:type="dxa"/>
+              <w:left w:w="150" w:type="dxa"/>
+              <w:right w:w="150" w:type="dxa"/>
+            </w:tcMar>
+          </w:tcPr>
+          <w:p>
+            <w:pPr>
+              <w:jc w:val="left"/>
+            </w:pPr>
+            <w:r>
+              <w:rPr>
+                <w:rFonts w:ascii="Arial" w:hAnsi="Arial"/>
+                <w:color w:val="2D3748"/>
+                <w:sz w:val="18"/>
+              </w:rPr>
+              <w:t>Check live server release; compare semantically; download valid PE installer; spawn detached silent updater</w:t>
+            </w:r>
+          </w:p>
+        </w:tc>
+        <w:tc>
+          <w:tcPr>
+            <w:tcW w:type="dxa" w:w="3168"/>
+            <w:shd w:fill="F8FAFC"/>
+            <w:tcMar>
+              <w:top w:w="80" w:type="dxa"/>
+              <w:bottom w:w="80" w:type="dxa"/>
+              <w:left w:w="150" w:type="dxa"/>
+              <w:right w:w="150" w:type="dxa"/>
+            </w:tcMar>
+          </w:tcPr>
+          <w:p>
+            <w:pPr>
+              <w:jc w:val="left"/>
+            </w:pPr>
+            <w:r>
+              <w:rPr>
+                <w:rFonts w:ascii="Arial" w:hAnsi="Arial"/>
+                <w:color w:val="2D3748"/>
+                <w:sz w:val="18"/>
+              </w:rPr>
+              <w:t>POST /punch/check_new_version</w:t>
+              <w:br/>
+              <w:t>services/update_service.py</w:t>
+            </w:r>
+          </w:p>
+        </w:tc>
+      </w:tr>
+    </w:tbl>
+    <w:p>
+      <w:pPr>
+        <w:spacing w:after="160"/>
+      </w:pPr>
+    </w:p>
+    <w:p>
+      <w:pPr>
+        <w:keepNext/>
+        <w:spacing w:before="280" w:after="120"/>
+      </w:pPr>
+      <w:r>
+        <w:rPr>
+          <w:rFonts w:ascii="Arial" w:hAnsi="Arial"/>
+          <w:b/>
+          <w:color w:val="0F2942"/>
+          <w:sz w:val="28"/>
+        </w:rPr>
+        <w:t>4. Non-Functional &amp; Operational Requirements</w:t>
       </w:r>
     </w:p>
     <w:p>
       <w:pPr>
         <w:pStyle w:val="ListBullet"/>
-        <w:spacing w:before="20" w:after="40" w:line="276" w:lineRule="auto"/>
+        <w:spacing w:after="60" w:line="276" w:lineRule="auto"/>
       </w:pPr>
       <w:r>
         <w:rPr>
-          <w:rFonts w:ascii="Calibri" w:hAnsi="Calibri"/>
+          <w:rFonts w:ascii="Arial" w:hAnsi="Arial"/>
           <w:b/>
-          <w:color w:val="212529"/>
+          <w:color w:val="2D3748"/>
           <w:sz w:val="20"/>
         </w:rPr>
-        <w:t xml:space="preserve">Monitored Employee: </w:t>
+        <w:t xml:space="preserve">Performance: </w:t>
       </w:r>
       <w:r>
         <w:rPr>
-          <w:rFonts w:ascii="Calibri" w:hAnsi="Calibri"/>
-          <w:color w:val="212529"/>
+          <w:rFonts w:ascii="Arial" w:hAnsi="Arial"/>
+          <w:color w:val="2D3748"/>
           <w:sz w:val="20"/>
         </w:rPr>
-        <w:t>Expects zero performance impact (&lt;1% CPU), transparent visibility into what is tracked, a clear Records Uploaded indicator, and seamless offline-to-online synchronization.</w:t>
+        <w:t>Background tracking loop overhead must remain &lt; 1.0% CPU and &lt; 85 MB RAM.</w:t>
       </w:r>
     </w:p>
     <w:p>
       <w:pPr>
         <w:pStyle w:val="ListBullet"/>
-        <w:spacing w:before="20" w:after="40" w:line="276" w:lineRule="auto"/>
+        <w:spacing w:after="60" w:line="276" w:lineRule="auto"/>
       </w:pPr>
       <w:r>
         <w:rPr>
-          <w:rFonts w:ascii="Calibri" w:hAnsi="Calibri"/>
+          <w:rFonts w:ascii="Arial" w:hAnsi="Arial"/>
           <w:b/>
-          <w:color w:val="212529"/>
+          <w:color w:val="2D3748"/>
           <w:sz w:val="20"/>
         </w:rPr>
-        <w:t xml:space="preserve">IT Administrator: </w:t>
+        <w:t xml:space="preserve">Security: </w:t>
       </w:r>
       <w:r>
         <w:rPr>
-          <w:rFonts w:ascii="Calibri" w:hAnsi="Calibri"/>
-          <w:color w:val="212529"/>
+          <w:rFonts w:ascii="Arial" w:hAnsi="Arial"/>
+          <w:color w:val="2D3748"/>
           <w:sz w:val="20"/>
         </w:rPr>
-        <w:t>Demands silent enterprise deployment (/VERYSILENT), secure per-user AppData storage, isolated multi-user switching, and zero manual version updates.</w:t>
+        <w:t>All network communication must enforce TLS 1.2+ encryption with certificate validation.</w:t>
       </w:r>
     </w:p>
     <w:p>
       <w:pPr>
         <w:pStyle w:val="ListBullet"/>
-        <w:spacing w:before="20" w:after="40" w:line="276" w:lineRule="auto"/>
+        <w:spacing w:after="60" w:line="276" w:lineRule="auto"/>
       </w:pPr>
       <w:r>
         <w:rPr>
-          <w:rFonts w:ascii="Calibri" w:hAnsi="Calibri"/>
+          <w:rFonts w:ascii="Arial" w:hAnsi="Arial"/>
           <w:b/>
-          <w:color w:val="212529"/>
+          <w:color w:val="2D3748"/>
           <w:sz w:val="20"/>
         </w:rPr>
-        <w:t xml:space="preserve">HR Auditor: </w:t>
+        <w:t xml:space="preserve">Reliability: </w:t>
       </w:r>
       <w:r>
         <w:rPr>
-          <w:rFonts w:ascii="Calibri" w:hAnsi="Calibri"/>
-          <w:color w:val="212529"/>
+          <w:rFonts w:ascii="Arial" w:hAnsi="Arial"/>
+          <w:color w:val="2D3748"/>
           <w:sz w:val="20"/>
         </w:rPr>
-        <w:t>Requires precise attribution of active vs. idle intervals, exact application context during idle periods, and cryptographically verified audit screenshots.</w:t>
-      </w:r>
-    </w:p>
-    <w:p>
-      <w:pPr>
-        <w:keepNext/>
-        <w:spacing w:before="320" w:after="80"/>
-      </w:pPr>
-      <w:r>
-        <w:rPr>
-          <w:rFonts w:ascii="Calibri" w:hAnsi="Calibri"/>
-          <w:b/>
-          <w:color w:val="0E4B89"/>
-          <w:sz w:val="28"/>
-        </w:rPr>
-        <w:t>3. Detailed Feature Specifications</w:t>
-      </w:r>
-    </w:p>
-    <w:p>
-      <w:pPr>
-        <w:keepNext/>
-        <w:spacing w:before="220" w:after="60"/>
-      </w:pPr>
-      <w:r>
-        <w:rPr>
-          <w:rFonts w:ascii="Calibri" w:hAnsi="Calibri"/>
-          <w:b/>
-          <w:color w:val="1E73BE"/>
-          <w:sz w:val="24"/>
-        </w:rPr>
-        <w:t>3.1 Tenant Discovery &amp; Authentication</w:t>
+        <w:t>Local SQLite database must use Write-Ahead Logging (WAL) to prevent database locks.</w:t>
       </w:r>
     </w:p>
     <w:p>
       <w:pPr>
         <w:pStyle w:val="ListBullet"/>
-        <w:spacing w:before="20" w:after="40" w:line="276" w:lineRule="auto"/>
+        <w:spacing w:after="60" w:line="276" w:lineRule="auto"/>
       </w:pPr>
       <w:r>
         <w:rPr>
-          <w:rFonts w:ascii="Calibri" w:hAnsi="Calibri"/>
+          <w:rFonts w:ascii="Arial" w:hAnsi="Arial"/>
           <w:b/>
-          <w:color w:val="212529"/>
+          <w:color w:val="2D3748"/>
           <w:sz w:val="20"/>
         </w:rPr>
-        <w:t xml:space="preserve">Dynamic Company Code Verification: </w:t>
+        <w:t xml:space="preserve">Cross-Platform Parity: </w:t>
       </w:r>
       <w:r>
         <w:rPr>
-          <w:rFonts w:ascii="Calibri" w:hAnsi="Calibri"/>
-          <w:color w:val="212529"/>
+          <w:rFonts w:ascii="Arial" w:hAnsi="Arial"/>
+          <w:color w:val="2D3748"/>
           <w:sz w:val="20"/>
         </w:rPr>
-        <w:t>Real-time lookup against App Controller. On success, displays a green checkmark icon, locks the input field, enables the 'Change' option, and caches the resolved base URL.</w:t>
+        <w:t>Single codebase supporting Windows 10/11 and macOS 12+ with zero OS-specific branching in UI.</w:t>
       </w:r>
     </w:p>
     <w:p>
       <w:pPr>
         <w:pStyle w:val="ListBullet"/>
-        <w:spacing w:before="20" w:after="40" w:line="276" w:lineRule="auto"/>
+        <w:spacing w:after="60" w:line="276" w:lineRule="auto"/>
       </w:pPr>
       <w:r>
         <w:rPr>
-          <w:rFonts w:ascii="Calibri" w:hAnsi="Calibri"/>
+          <w:rFonts w:ascii="Arial" w:hAnsi="Arial"/>
           <w:b/>
-          <w:color w:val="212529"/>
+          <w:color w:val="2D3748"/>
           <w:sz w:val="20"/>
         </w:rPr>
-        <w:t xml:space="preserve">DPAPI Session Persistence: </w:t>
+        <w:t xml:space="preserve">Testability: </w:t>
       </w:r>
       <w:r>
         <w:rPr>
-          <w:rFonts w:ascii="Calibri" w:hAnsi="Calibri"/>
-          <w:color w:val="212529"/>
+          <w:rFonts w:ascii="Arial" w:hAnsi="Arial"/>
+          <w:color w:val="2D3748"/>
           <w:sz w:val="20"/>
         </w:rPr>
-        <w:t>User authentication tokens and tenant configurations are encrypted using Windows CryptProtectData. Restores authenticated session on app launch without prompting for login.</w:t>
-      </w:r>
-    </w:p>
-    <w:p>
-      <w:pPr>
-        <w:keepNext/>
-        <w:spacing w:before="220" w:after="60"/>
-      </w:pPr>
-      <w:r>
-        <w:rPr>
-          <w:rFonts w:ascii="Calibri" w:hAnsi="Calibri"/>
-          <w:b/>
-          <w:color w:val="1E73BE"/>
-          <w:sz w:val="24"/>
-        </w:rPr>
-        <w:t>3.2 Hardware Enrollment &amp; Shared Workstation Isolation</w:t>
-      </w:r>
-    </w:p>
-    <w:p>
-      <w:pPr>
-        <w:pStyle w:val="ListBullet"/>
-        <w:spacing w:before="20" w:after="40" w:line="276" w:lineRule="auto"/>
-      </w:pPr>
-      <w:r>
-        <w:rPr>
-          <w:rFonts w:ascii="Calibri" w:hAnsi="Calibri"/>
-          <w:b/>
-          <w:color w:val="212529"/>
-          <w:sz w:val="20"/>
-        </w:rPr>
-        <w:t xml:space="preserve">Deterministic Device Fingerprint: </w:t>
-      </w:r>
-      <w:r>
-        <w:rPr>
-          <w:rFonts w:ascii="Calibri" w:hAnsi="Calibri"/>
-          <w:color w:val="212529"/>
-          <w:sz w:val="20"/>
-        </w:rPr>
-        <w:t>Combines motherboard UUID, computer name, and OS build to generate a unique SHA-256 hardware token via /device/enroll.</w:t>
-      </w:r>
-    </w:p>
-    <w:p>
-      <w:pPr>
-        <w:pStyle w:val="ListBullet"/>
-        <w:spacing w:before="20" w:after="40" w:line="276" w:lineRule="auto"/>
-      </w:pPr>
-      <w:r>
-        <w:rPr>
-          <w:rFonts w:ascii="Calibri" w:hAnsi="Calibri"/>
-          <w:b/>
-          <w:color w:val="212529"/>
-          <w:sz w:val="20"/>
-        </w:rPr>
-        <w:t xml:space="preserve">Multi-User Data Segregation: </w:t>
-      </w:r>
-      <w:r>
-        <w:rPr>
-          <w:rFonts w:ascii="Calibri" w:hAnsi="Calibri"/>
-          <w:color w:val="212529"/>
-          <w:sz w:val="20"/>
-        </w:rPr>
-        <w:t>When different employees log into the same physical machine or Windows profile sequentially, all activity queries, screenshot uploads, and database records are strictly scoped by employee_id. Device tokens from previous sessions are never leaked or inherited.</w:t>
-      </w:r>
-    </w:p>
-    <w:p>
-      <w:pPr>
-        <w:keepNext/>
-        <w:spacing w:before="220" w:after="60"/>
-      </w:pPr>
-      <w:r>
-        <w:rPr>
-          <w:rFonts w:ascii="Calibri" w:hAnsi="Calibri"/>
-          <w:b/>
-          <w:color w:val="1E73BE"/>
-          <w:sz w:val="24"/>
-        </w:rPr>
-        <w:t>3.3 Activity Tracking &amp; Idle Intelligence</w:t>
-      </w:r>
-    </w:p>
-    <w:p>
-      <w:pPr>
-        <w:pStyle w:val="ListBullet"/>
-        <w:spacing w:before="20" w:after="40" w:line="276" w:lineRule="auto"/>
-      </w:pPr>
-      <w:r>
-        <w:rPr>
-          <w:rFonts w:ascii="Calibri" w:hAnsi="Calibri"/>
-          <w:b/>
-          <w:color w:val="212529"/>
-          <w:sz w:val="20"/>
-        </w:rPr>
-        <w:t xml:space="preserve">Foreground Window Polling: </w:t>
-      </w:r>
-      <w:r>
-        <w:rPr>
-          <w:rFonts w:ascii="Calibri" w:hAnsi="Calibri"/>
-          <w:color w:val="212529"/>
-          <w:sz w:val="20"/>
-        </w:rPr>
-        <w:t>Polls Windows GetForegroundWindow and GetWindowTextW every 1 second, aggregating session durations per application.</w:t>
-      </w:r>
-    </w:p>
-    <w:p>
-      <w:pPr>
-        <w:pStyle w:val="ListBullet"/>
-        <w:spacing w:before="20" w:after="40" w:line="276" w:lineRule="auto"/>
-      </w:pPr>
-      <w:r>
-        <w:rPr>
-          <w:rFonts w:ascii="Calibri" w:hAnsi="Calibri"/>
-          <w:b/>
-          <w:color w:val="212529"/>
-          <w:sz w:val="20"/>
-        </w:rPr>
-        <w:t xml:space="preserve">Contextual Idle Attribution: </w:t>
-      </w:r>
-      <w:r>
-        <w:rPr>
-          <w:rFonts w:ascii="Calibri" w:hAnsi="Calibri"/>
-          <w:color w:val="212529"/>
-          <w:sz w:val="20"/>
-        </w:rPr>
-        <w:t>When Windows GetLastInputInfo exceeds the idle threshold (default 60s), the tracker captures the active application at the onset of idle. On user activity resumption, it records the exact application name, status: 'Idle', idle_start_time, idle_end_time, and idle_duration_seconds.</w:t>
-      </w:r>
-    </w:p>
-    <w:p>
-      <w:pPr>
-        <w:keepNext/>
-        <w:spacing w:before="220" w:after="60"/>
-      </w:pPr>
-      <w:r>
-        <w:rPr>
-          <w:rFonts w:ascii="Calibri" w:hAnsi="Calibri"/>
-          <w:b/>
-          <w:color w:val="1E73BE"/>
-          <w:sz w:val="24"/>
-        </w:rPr>
-        <w:t>3.4 Storage Architecture &amp; Verified Cleanup</w:t>
-      </w:r>
-    </w:p>
-    <w:p>
-      <w:pPr>
-        <w:pStyle w:val="ListBullet"/>
-        <w:spacing w:before="20" w:after="40" w:line="276" w:lineRule="auto"/>
-      </w:pPr>
-      <w:r>
-        <w:rPr>
-          <w:rFonts w:ascii="Calibri" w:hAnsi="Calibri"/>
-          <w:b/>
-          <w:color w:val="212529"/>
-          <w:sz w:val="20"/>
-        </w:rPr>
-        <w:t xml:space="preserve">Per-User AppData Layout: </w:t>
-      </w:r>
-      <w:r>
-        <w:rPr>
-          <w:rFonts w:ascii="Calibri" w:hAnsi="Calibri"/>
-          <w:color w:val="212529"/>
-          <w:sz w:val="20"/>
-        </w:rPr>
-        <w:t>All client data is strictly stored in %LOCALAPPDATA%\Workpulse\ (subfolders: data\, screenshots\, logs\, updates\). The installation directory in Program Files remains strictly read-only.</w:t>
-      </w:r>
-    </w:p>
-    <w:p>
-      <w:pPr>
-        <w:pStyle w:val="ListBullet"/>
-        <w:spacing w:before="20" w:after="40" w:line="276" w:lineRule="auto"/>
-      </w:pPr>
-      <w:r>
-        <w:rPr>
-          <w:rFonts w:ascii="Calibri" w:hAnsi="Calibri"/>
-          <w:b/>
-          <w:color w:val="212529"/>
-          <w:sz w:val="20"/>
-        </w:rPr>
-        <w:t xml:space="preserve">Verified Server-Confirmed Cleanup: </w:t>
-      </w:r>
-      <w:r>
-        <w:rPr>
-          <w:rFonts w:ascii="Calibri" w:hAnsi="Calibri"/>
-          <w:color w:val="212529"/>
-          <w:sz w:val="20"/>
-        </w:rPr>
-        <w:t>Screenshots are saved locally as PNGs. When the sync worker uploads via /tracking/upload_screenshot, it verifies HTTP 200 and {'response': 'Success'}. Only then is os.remove() called. Failed uploads remain safe on disk.</w:t>
-      </w:r>
-    </w:p>
-    <w:p>
-      <w:pPr>
-        <w:keepNext/>
-        <w:spacing w:before="220" w:after="60"/>
-      </w:pPr>
-      <w:r>
-        <w:rPr>
-          <w:rFonts w:ascii="Calibri" w:hAnsi="Calibri"/>
-          <w:b/>
-          <w:color w:val="1E73BE"/>
-          <w:sz w:val="24"/>
-        </w:rPr>
-        <w:t>3.5 UI Layout &amp; Dashboard Enhancements</w:t>
-      </w:r>
-    </w:p>
-    <w:p>
-      <w:pPr>
-        <w:pStyle w:val="ListBullet"/>
-        <w:spacing w:before="20" w:after="40" w:line="276" w:lineRule="auto"/>
-      </w:pPr>
-      <w:r>
-        <w:rPr>
-          <w:rFonts w:ascii="Calibri" w:hAnsi="Calibri"/>
-          <w:b/>
-          <w:color w:val="212529"/>
-          <w:sz w:val="20"/>
-        </w:rPr>
-        <w:t xml:space="preserve">Dynamic 'Records Uploaded' Counter: </w:t>
-      </w:r>
-      <w:r>
-        <w:rPr>
-          <w:rFonts w:ascii="Calibri" w:hAnsi="Calibri"/>
-          <w:color w:val="212529"/>
-          <w:sz w:val="20"/>
-        </w:rPr>
-        <w:t>Displays the exact count of activity records confirmed as successfully synced to the server in the Tracking &amp; Status widget, updating dynamically in real time.</w:t>
-      </w:r>
-    </w:p>
-    <w:p>
-      <w:pPr>
-        <w:pStyle w:val="ListBullet"/>
-        <w:spacing w:before="20" w:after="40" w:line="276" w:lineRule="auto"/>
-      </w:pPr>
-      <w:r>
-        <w:rPr>
-          <w:rFonts w:ascii="Calibri" w:hAnsi="Calibri"/>
-          <w:b/>
-          <w:color w:val="212529"/>
-          <w:sz w:val="20"/>
-        </w:rPr>
-        <w:t xml:space="preserve">Streamlined User/Device Dialog: </w:t>
-      </w:r>
-      <w:r>
-        <w:rPr>
-          <w:rFonts w:ascii="Calibri" w:hAnsi="Calibri"/>
-          <w:color w:val="212529"/>
-          <w:sz w:val="20"/>
-        </w:rPr>
-        <w:t>Clean modal displaying user name, email, employee ID, company code, device UUID, device token status, IP address, and platform details.</w:t>
-      </w:r>
-    </w:p>
-    <w:p>
-      <w:pPr>
-        <w:pStyle w:val="ListBullet"/>
-        <w:spacing w:before="20" w:after="40" w:line="276" w:lineRule="auto"/>
-      </w:pPr>
-      <w:r>
-        <w:rPr>
-          <w:rFonts w:ascii="Calibri" w:hAnsi="Calibri"/>
-          <w:b/>
-          <w:color w:val="212529"/>
-          <w:sz w:val="20"/>
-        </w:rPr>
-        <w:t xml:space="preserve">Single Source of Truth Versioning: </w:t>
-      </w:r>
-      <w:r>
-        <w:rPr>
-          <w:rFonts w:ascii="Calibri" w:hAnsi="Calibri"/>
-          <w:color w:val="212529"/>
-          <w:sz w:val="20"/>
-        </w:rPr>
-        <w:t>Dynamically resolves the running version via PE binary headers (get_running_app_version()) and propagates it across Login, Dashboard, Settings, and About dialogs.</w:t>
+        <w:t>Comprehensive test coverage with 295 automated tests executing on CI/CD runners.</w:t>
       </w:r>
     </w:p>
     <w:sectPr>

--- a/Monitoring Doc/Product Requirements Document.docx
+++ b/Monitoring Doc/Product Requirements Document.docx
@@ -4,7 +4,7 @@
   <w:body>
     <w:p>
       <w:pPr>
-        <w:spacing w:after="40"/>
+        <w:spacing w:before="0" w:after="40"/>
       </w:pPr>
       <w:r>
         <w:rPr>
@@ -13,160 +13,154 @@
           <w:color w:val="0D9488"/>
           <w:sz w:val="20"/>
         </w:rPr>
-        <w:t>INDOVISION SERVICES</w:t>
+        <w:t>INDOVISION SERVICES PRIVATE LIMITED</w:t>
       </w:r>
     </w:p>
     <w:p>
       <w:pPr>
-        <w:spacing w:after="80"/>
+        <w:spacing w:before="0" w:after="80"/>
       </w:pPr>
       <w:r>
         <w:rPr>
           <w:rFonts w:ascii="Arial" w:hAnsi="Arial"/>
           <w:b/>
           <w:color w:val="0F2942"/>
-          <w:sz w:val="40"/>
+          <w:sz w:val="36"/>
         </w:rPr>
         <w:t>Product Requirements Document (PRD)</w:t>
       </w:r>
     </w:p>
     <w:p>
       <w:pPr>
-        <w:spacing w:after="280"/>
+        <w:spacing w:before="0" w:after="120"/>
       </w:pPr>
       <w:r>
         <w:rPr>
           <w:rFonts w:ascii="Arial" w:hAnsi="Arial"/>
-          <w:i/>
           <w:color w:val="64748B"/>
           <w:sz w:val="19"/>
         </w:rPr>
-        <w:t>Project: Workpulse | Application Version: 2.0.2 | Platforms: Windows 10/11 x64 &amp; macOS 12+ (Universal)</w:t>
+        <w:t>Project: iHRMS Desktop (Workpulse Client) | Application Version: 1.1 | Platforms: Windows 10/11 x64 &amp; macOS 11+ (Universal)</w:t>
       </w:r>
     </w:p>
     <w:p>
       <w:pPr>
-        <w:spacing w:after="280"/>
+        <w:spacing w:before="0" w:after="240"/>
       </w:pPr>
       <w:r>
         <w:rPr>
           <w:rFonts w:ascii="Arial" w:hAnsi="Arial"/>
-          <w:color w:val="0D9488"/>
-          <w:sz w:val="20"/>
+          <w:color w:val="CBD5E1"/>
+          <w:sz w:val="18"/>
         </w:rPr>
         <w:t>――――――――――――――――――――――――――――――――――――――――――――――――――――――――――</w:t>
       </w:r>
     </w:p>
     <w:p>
       <w:pPr>
-        <w:keepNext/>
-        <w:spacing w:before="280" w:after="120"/>
+        <w:spacing w:before="280" w:after="80"/>
       </w:pPr>
       <w:r>
         <w:rPr>
           <w:rFonts w:ascii="Arial" w:hAnsi="Arial"/>
           <w:b/>
           <w:color w:val="0F2942"/>
-          <w:sz w:val="28"/>
+          <w:sz w:val="24"/>
         </w:rPr>
         <w:t>1. Product Overview &amp; Vision</w:t>
       </w:r>
     </w:p>
     <w:p>
       <w:pPr>
-        <w:spacing w:after="120" w:line="276" w:lineRule="auto"/>
+        <w:spacing w:before="0" w:after="120" w:line="276" w:lineRule="auto"/>
       </w:pPr>
       <w:r>
         <w:rPr>
           <w:rFonts w:ascii="Arial" w:hAnsi="Arial"/>
-          <w:color w:val="2D3748"/>
-          <w:sz w:val="20"/>
+          <w:color w:val="334155"/>
+          <w:sz w:val="19"/>
         </w:rPr>
-        <w:t>Workpulse is a desktop-native productivity and workforce analytics application engineered for enterprise deployment. It serves as a unified workstation companion that automatically measures active focus time, coordinates attendance punches, manages daily KRA timesheets, and provides diagnostic health telemetry to the centralized cloud portal.</w:t>
+        <w:t>iHRMS Desktop is an enterprise workstation productivity and workforce analytics companion engineered by Indovision Services. It seamlessly bridges employee desktop activity with the centralized HRMS cloud infrastructure. The application automatically measures active focus time, coordinates attendance punch times, manages daily KRA timesheets and additional tasks, provides hardware health telemetry, and supports zero-touch background updating.</w:t>
       </w:r>
     </w:p>
     <w:p>
       <w:pPr>
-        <w:keepNext/>
-        <w:spacing w:before="280" w:after="120"/>
+        <w:spacing w:before="280" w:after="80"/>
       </w:pPr>
       <w:r>
         <w:rPr>
           <w:rFonts w:ascii="Arial" w:hAnsi="Arial"/>
           <w:b/>
           <w:color w:val="0F2942"/>
-          <w:sz w:val="28"/>
+          <w:sz w:val="24"/>
         </w:rPr>
-        <w:t>2. User Personas &amp; Workflows</w:t>
+        <w:t>2. User Personas &amp; Core Workflows</w:t>
       </w:r>
     </w:p>
     <w:p>
       <w:pPr>
-        <w:keepNext/>
-        <w:spacing w:before="200" w:after="80"/>
-      </w:pPr>
-      <w:r>
-        <w:rPr>
-          <w:rFonts w:ascii="Arial" w:hAnsi="Arial"/>
-          <w:b/>
-          <w:color w:val="0D9488"/>
-          <w:sz w:val="23"/>
-        </w:rPr>
-        <w:t>2.1 Primary User: Remote / Hybrid Employee</w:t>
-      </w:r>
-    </w:p>
-    <w:p>
-      <w:pPr>
-        <w:spacing w:after="120" w:line="276" w:lineRule="auto"/>
-      </w:pPr>
-      <w:r>
-        <w:rPr>
-          <w:rFonts w:ascii="Arial" w:hAnsi="Arial"/>
-          <w:color w:val="2D3748"/>
-          <w:sz w:val="20"/>
-        </w:rPr>
-        <w:t>The employee opens Workpulse at the start of their workday. The application verifies the company code, logs in the user, registers the device, displays their official punch-in time, and tracks active project windows. At the end of the day, the employee reviews their logged active duration, completes KRA task remarks in the Timesheet table, and submits their daily report.</w:t>
-      </w:r>
-    </w:p>
-    <w:p>
-      <w:pPr>
-        <w:keepNext/>
-        <w:spacing w:before="200" w:after="80"/>
-      </w:pPr>
-      <w:r>
-        <w:rPr>
-          <w:rFonts w:ascii="Arial" w:hAnsi="Arial"/>
-          <w:b/>
-          <w:color w:val="0D9488"/>
-          <w:sz w:val="23"/>
-        </w:rPr>
-        <w:t>2.2 Secondary User: HR Administrator &amp; Team Lead</w:t>
-      </w:r>
-    </w:p>
-    <w:p>
-      <w:pPr>
-        <w:spacing w:after="120" w:line="276" w:lineRule="auto"/>
-      </w:pPr>
-      <w:r>
-        <w:rPr>
-          <w:rFonts w:ascii="Arial" w:hAnsi="Arial"/>
-          <w:color w:val="2D3748"/>
-          <w:sz w:val="20"/>
-        </w:rPr>
-        <w:t>Team leads inspect synchronized activity timelines and KRA timesheets submitted via the desktop client to evaluate sprint velocity, workload distribution, and attendance compliance.</w:t>
-      </w:r>
-    </w:p>
-    <w:p>
-      <w:pPr>
-        <w:keepNext/>
-        <w:spacing w:before="280" w:after="120"/>
+        <w:spacing w:before="200" w:after="60"/>
       </w:pPr>
       <w:r>
         <w:rPr>
           <w:rFonts w:ascii="Arial" w:hAnsi="Arial"/>
           <w:b/>
           <w:color w:val="0F2942"/>
-          <w:sz w:val="28"/>
+          <w:sz w:val="21"/>
+        </w:rPr>
+        <w:t>2.1 Primary User: Remote &amp; Hybrid Employees</w:t>
+      </w:r>
+    </w:p>
+    <w:p>
+      <w:pPr>
+        <w:spacing w:before="0" w:after="120" w:line="276" w:lineRule="auto"/>
+      </w:pPr>
+      <w:r>
+        <w:rPr>
+          <w:rFonts w:ascii="Arial" w:hAnsi="Arial"/>
+          <w:color w:val="334155"/>
+          <w:sz w:val="19"/>
+        </w:rPr>
+        <w:t>The employee launches iHRMS Desktop. On a fresh installation, all login inputs start strictly empty. Once verified, the company code field locks with a green checkmark. Upon login, the workstation enrolls automatically, displays the official punch-in time, and initiates Workpulse tracking. During the workday, the app measures active focus and idle duration. At end-of-day, the employee reviews their Today Total Time, completes task completion remarks in the Timesheet table, and submits their daily KRA report.</w:t>
+      </w:r>
+    </w:p>
+    <w:p>
+      <w:pPr>
+        <w:spacing w:before="200" w:after="60"/>
+      </w:pPr>
+      <w:r>
+        <w:rPr>
+          <w:rFonts w:ascii="Arial" w:hAnsi="Arial"/>
+          <w:b/>
+          <w:color w:val="0F2942"/>
+          <w:sz w:val="21"/>
+        </w:rPr>
+        <w:t>2.2 Secondary User: HR Administrators &amp; IT Operations</w:t>
+      </w:r>
+    </w:p>
+    <w:p>
+      <w:pPr>
+        <w:spacing w:before="0" w:after="120" w:line="276" w:lineRule="auto"/>
+      </w:pPr>
+      <w:r>
+        <w:rPr>
+          <w:rFonts w:ascii="Arial" w:hAnsi="Arial"/>
+          <w:color w:val="334155"/>
+          <w:sz w:val="19"/>
+        </w:rPr>
+        <w:t>HR managers audit attendance records and KRA submissions with synchronized accuracy. IT administrators deploy silent Inno Setup (.exe) and macOS (.dmg) installers, relying on transparent supervisor/launchd recovery, low memory overhead (&lt;85 MB RAM), and automated silent updates.</w:t>
+      </w:r>
+    </w:p>
+    <w:p>
+      <w:pPr>
+        <w:spacing w:before="280" w:after="80"/>
+      </w:pPr>
+      <w:r>
+        <w:rPr>
+          <w:rFonts w:ascii="Arial" w:hAnsi="Arial"/>
+          <w:b/>
+          <w:color w:val="0F2942"/>
+          <w:sz w:val="24"/>
         </w:rPr>
         <w:t>3. Functional Requirements Specifications</w:t>
       </w:r>
@@ -177,27 +171,35 @@
         <w:jc w:val="center"/>
         <w:tblLayout w:type="fixed"/>
         <w:tblLook w:firstColumn="1" w:firstRow="1" w:lastColumn="0" w:lastRow="0" w:noHBand="0" w:noVBand="1" w:val="04A0"/>
+        <w:tblBorders>
+          <w:top w:val="single" w:sz="4" w:space="0" w:color="E2E8F0"/>
+          <w:left w:val="none"/>
+          <w:bottom w:val="single" w:sz="6" w:space="0" w:color="E2E8F0"/>
+          <w:right w:val="none"/>
+          <w:insideH w:val="single" w:sz="4" w:space="0" w:color="E2E8F0"/>
+          <w:insideV w:val="none"/>
+        </w:tblBorders>
       </w:tblPr>
       <w:tblGrid>
-        <w:gridCol w:w="3312"/>
-        <w:gridCol w:w="3312"/>
-        <w:gridCol w:w="3312"/>
+        <w:gridCol w:w="2880"/>
+        <w:gridCol w:w="2880"/>
+        <w:gridCol w:w="2880"/>
       </w:tblGrid>
       <w:tr>
         <w:tc>
           <w:tcPr>
-            <w:tcW w:type="dxa" w:w="2016"/>
+            <w:tcW w:type="dxa" w:w="2160"/>
             <w:shd w:fill="0F2942"/>
             <w:tcMar>
-              <w:top w:w="120" w:type="dxa"/>
-              <w:bottom w:w="120" w:type="dxa"/>
-              <w:left w:w="150" w:type="dxa"/>
-              <w:right w:w="150" w:type="dxa"/>
+              <w:top w:w="140" w:type="dxa"/>
+              <w:bottom w:w="140" w:type="dxa"/>
+              <w:left w:w="160" w:type="dxa"/>
+              <w:right w:w="160" w:type="dxa"/>
             </w:tcMar>
           </w:tcPr>
           <w:p>
             <w:pPr>
-              <w:jc w:val="left"/>
+              <w:spacing w:before="0" w:after="0"/>
             </w:pPr>
             <w:r>
               <w:rPr>
@@ -215,15 +217,15 @@
             <w:tcW w:type="dxa" w:w="4608"/>
             <w:shd w:fill="0F2942"/>
             <w:tcMar>
-              <w:top w:w="120" w:type="dxa"/>
-              <w:bottom w:w="120" w:type="dxa"/>
-              <w:left w:w="150" w:type="dxa"/>
-              <w:right w:w="150" w:type="dxa"/>
+              <w:top w:w="140" w:type="dxa"/>
+              <w:bottom w:w="140" w:type="dxa"/>
+              <w:left w:w="160" w:type="dxa"/>
+              <w:right w:w="160" w:type="dxa"/>
             </w:tcMar>
           </w:tcPr>
           <w:p>
             <w:pPr>
-              <w:jc w:val="left"/>
+              <w:spacing w:before="0" w:after="0"/>
             </w:pPr>
             <w:r>
               <w:rPr>
@@ -238,18 +240,18 @@
         </w:tc>
         <w:tc>
           <w:tcPr>
-            <w:tcW w:type="dxa" w:w="3168"/>
+            <w:tcW w:type="dxa" w:w="2592"/>
             <w:shd w:fill="0F2942"/>
             <w:tcMar>
-              <w:top w:w="120" w:type="dxa"/>
-              <w:bottom w:w="120" w:type="dxa"/>
-              <w:left w:w="150" w:type="dxa"/>
-              <w:right w:w="150" w:type="dxa"/>
+              <w:top w:w="140" w:type="dxa"/>
+              <w:bottom w:w="140" w:type="dxa"/>
+              <w:left w:w="160" w:type="dxa"/>
+              <w:right w:w="160" w:type="dxa"/>
             </w:tcMar>
           </w:tcPr>
           <w:p>
             <w:pPr>
-              <w:jc w:val="left"/>
+              <w:spacing w:before="0" w:after="0"/>
             </w:pPr>
             <w:r>
               <w:rPr>
@@ -266,26 +268,27 @@
       <w:tr>
         <w:tc>
           <w:tcPr>
-            <w:tcW w:type="dxa" w:w="2016"/>
+            <w:tcW w:type="dxa" w:w="2160"/>
             <w:shd w:fill="FFFFFF"/>
             <w:tcMar>
-              <w:top w:w="80" w:type="dxa"/>
-              <w:bottom w:w="80" w:type="dxa"/>
-              <w:left w:w="150" w:type="dxa"/>
-              <w:right w:w="150" w:type="dxa"/>
+              <w:top w:w="100" w:type="dxa"/>
+              <w:bottom w:w="100" w:type="dxa"/>
+              <w:left w:w="140" w:type="dxa"/>
+              <w:right w:w="140" w:type="dxa"/>
             </w:tcMar>
           </w:tcPr>
           <w:p>
             <w:pPr>
-              <w:jc w:val="left"/>
+              <w:spacing w:before="0" w:after="0" w:line="276" w:lineRule="auto"/>
             </w:pPr>
             <w:r>
               <w:rPr>
                 <w:rFonts w:ascii="Arial" w:hAnsi="Arial"/>
+                <w:b/>
                 <w:color w:val="2D3748"/>
                 <w:sz w:val="18"/>
               </w:rPr>
-              <w:t>Auth &amp; Setup</w:t>
+              <w:t>Auth &amp; Bootstrap</w:t>
             </w:r>
           </w:p>
         </w:tc>
@@ -294,15 +297,15 @@
             <w:tcW w:type="dxa" w:w="4608"/>
             <w:shd w:fill="FFFFFF"/>
             <w:tcMar>
-              <w:top w:w="80" w:type="dxa"/>
-              <w:bottom w:w="80" w:type="dxa"/>
-              <w:left w:w="150" w:type="dxa"/>
-              <w:right w:w="150" w:type="dxa"/>
+              <w:top w:w="100" w:type="dxa"/>
+              <w:bottom w:w="100" w:type="dxa"/>
+              <w:left w:w="140" w:type="dxa"/>
+              <w:right w:w="140" w:type="dxa"/>
             </w:tcMar>
           </w:tcPr>
           <w:p>
             <w:pPr>
-              <w:jc w:val="left"/>
+              <w:spacing w:before="0" w:after="0" w:line="276" w:lineRule="auto"/>
             </w:pPr>
             <w:r>
               <w:rPr>
@@ -310,24 +313,24 @@
                 <w:color w:val="2D3748"/>
                 <w:sz w:val="18"/>
               </w:rPr>
-              <w:t>Verify company code, fetch tenant branding, authenticate user credentials, enroll workstation hardware UUID</w:t>
+              <w:t>Dynamic company bootstrap, two-step login verification, company code locking, employee authentication, workstation hardware enrollment.</w:t>
             </w:r>
           </w:p>
         </w:tc>
         <w:tc>
           <w:tcPr>
-            <w:tcW w:type="dxa" w:w="3168"/>
+            <w:tcW w:type="dxa" w:w="2592"/>
             <w:shd w:fill="FFFFFF"/>
             <w:tcMar>
-              <w:top w:w="80" w:type="dxa"/>
-              <w:bottom w:w="80" w:type="dxa"/>
-              <w:left w:w="150" w:type="dxa"/>
-              <w:right w:w="150" w:type="dxa"/>
+              <w:top w:w="100" w:type="dxa"/>
+              <w:bottom w:w="100" w:type="dxa"/>
+              <w:left w:w="140" w:type="dxa"/>
+              <w:right w:w="140" w:type="dxa"/>
             </w:tcMar>
           </w:tcPr>
           <w:p>
             <w:pPr>
-              <w:jc w:val="left"/>
+              <w:spacing w:before="0" w:after="0" w:line="276" w:lineRule="auto"/>
             </w:pPr>
             <w:r>
               <w:rPr>
@@ -335,11 +338,7 @@
                 <w:color w:val="2D3748"/>
                 <w:sz w:val="18"/>
               </w:rPr>
-              <w:t>POST /appcontroller/appcontroller</w:t>
-              <w:br/>
-              <w:t>POST /login/login</w:t>
-              <w:br/>
-              <w:t>POST /tracking/enroll_device</w:t>
+              <w:t>POST /appcontroller/appcontroller, POST /login/login, POST /workpulse/enroll_device</w:t>
             </w:r>
           </w:p>
         </w:tc>
@@ -347,26 +346,27 @@
       <w:tr>
         <w:tc>
           <w:tcPr>
-            <w:tcW w:type="dxa" w:w="2016"/>
+            <w:tcW w:type="dxa" w:w="2160"/>
             <w:shd w:fill="F8FAFC"/>
             <w:tcMar>
-              <w:top w:w="80" w:type="dxa"/>
-              <w:bottom w:w="80" w:type="dxa"/>
-              <w:left w:w="150" w:type="dxa"/>
-              <w:right w:w="150" w:type="dxa"/>
+              <w:top w:w="100" w:type="dxa"/>
+              <w:bottom w:w="100" w:type="dxa"/>
+              <w:left w:w="140" w:type="dxa"/>
+              <w:right w:w="140" w:type="dxa"/>
             </w:tcMar>
           </w:tcPr>
           <w:p>
             <w:pPr>
-              <w:jc w:val="left"/>
+              <w:spacing w:before="0" w:after="0" w:line="276" w:lineRule="auto"/>
             </w:pPr>
             <w:r>
               <w:rPr>
                 <w:rFonts w:ascii="Arial" w:hAnsi="Arial"/>
+                <w:b/>
                 <w:color w:val="2D3748"/>
                 <w:sz w:val="18"/>
               </w:rPr>
-              <w:t>Activity Tracking</w:t>
+              <w:t>Activity Focus Tracking</w:t>
             </w:r>
           </w:p>
         </w:tc>
@@ -375,15 +375,15 @@
             <w:tcW w:type="dxa" w:w="4608"/>
             <w:shd w:fill="F8FAFC"/>
             <w:tcMar>
-              <w:top w:w="80" w:type="dxa"/>
-              <w:bottom w:w="80" w:type="dxa"/>
-              <w:left w:w="150" w:type="dxa"/>
-              <w:right w:w="150" w:type="dxa"/>
+              <w:top w:w="100" w:type="dxa"/>
+              <w:bottom w:w="100" w:type="dxa"/>
+              <w:left w:w="140" w:type="dxa"/>
+              <w:right w:w="140" w:type="dxa"/>
             </w:tcMar>
           </w:tcPr>
           <w:p>
             <w:pPr>
-              <w:jc w:val="left"/>
+              <w:spacing w:before="0" w:after="0" w:line="276" w:lineRule="auto"/>
             </w:pPr>
             <w:r>
               <w:rPr>
@@ -391,24 +391,24 @@
                 <w:color w:val="2D3748"/>
                 <w:sz w:val="18"/>
               </w:rPr>
-              <w:t>Poll active window every 1 sec; create session on app switch; update window title in place; detect idle timeout</w:t>
+              <w:t>1000ms active window polling, in-place title updates for tab switches, context-preserving idle detection, midnight active time auto-rollover.</w:t>
             </w:r>
           </w:p>
         </w:tc>
         <w:tc>
           <w:tcPr>
-            <w:tcW w:type="dxa" w:w="3168"/>
+            <w:tcW w:type="dxa" w:w="2592"/>
             <w:shd w:fill="F8FAFC"/>
             <w:tcMar>
-              <w:top w:w="80" w:type="dxa"/>
-              <w:bottom w:w="80" w:type="dxa"/>
-              <w:left w:w="150" w:type="dxa"/>
-              <w:right w:w="150" w:type="dxa"/>
+              <w:top w:w="100" w:type="dxa"/>
+              <w:bottom w:w="100" w:type="dxa"/>
+              <w:left w:w="140" w:type="dxa"/>
+              <w:right w:w="140" w:type="dxa"/>
             </w:tcMar>
           </w:tcPr>
           <w:p>
             <w:pPr>
-              <w:jc w:val="left"/>
+              <w:spacing w:before="0" w:after="0" w:line="276" w:lineRule="auto"/>
             </w:pPr>
             <w:r>
               <w:rPr>
@@ -416,9 +416,7 @@
                 <w:color w:val="2D3748"/>
                 <w:sz w:val="18"/>
               </w:rPr>
-              <w:t>tracker/activity_tracker.py</w:t>
-              <w:br/>
-              <w:t>platform_support/</w:t>
+              <w:t>tracker/activity_tracker.py, platform_support/windows/, platform_support/macos/</w:t>
             </w:r>
           </w:p>
         </w:tc>
@@ -426,26 +424,27 @@
       <w:tr>
         <w:tc>
           <w:tcPr>
-            <w:tcW w:type="dxa" w:w="2016"/>
+            <w:tcW w:type="dxa" w:w="2160"/>
             <w:shd w:fill="FFFFFF"/>
             <w:tcMar>
-              <w:top w:w="80" w:type="dxa"/>
-              <w:bottom w:w="80" w:type="dxa"/>
-              <w:left w:w="150" w:type="dxa"/>
-              <w:right w:w="150" w:type="dxa"/>
+              <w:top w:w="100" w:type="dxa"/>
+              <w:bottom w:w="100" w:type="dxa"/>
+              <w:left w:w="140" w:type="dxa"/>
+              <w:right w:w="140" w:type="dxa"/>
             </w:tcMar>
           </w:tcPr>
           <w:p>
             <w:pPr>
-              <w:jc w:val="left"/>
+              <w:spacing w:before="0" w:after="0" w:line="276" w:lineRule="auto"/>
             </w:pPr>
             <w:r>
               <w:rPr>
                 <w:rFonts w:ascii="Arial" w:hAnsi="Arial"/>
+                <w:b/>
                 <w:color w:val="2D3748"/>
                 <w:sz w:val="18"/>
               </w:rPr>
-              <w:t>Cloud Sync</w:t>
+              <w:t>Cloud Sync &amp; Telemetry</w:t>
             </w:r>
           </w:p>
         </w:tc>
@@ -454,15 +453,15 @@
             <w:tcW w:type="dxa" w:w="4608"/>
             <w:shd w:fill="FFFFFF"/>
             <w:tcMar>
-              <w:top w:w="80" w:type="dxa"/>
-              <w:bottom w:w="80" w:type="dxa"/>
-              <w:left w:w="150" w:type="dxa"/>
-              <w:right w:w="150" w:type="dxa"/>
+              <w:top w:w="100" w:type="dxa"/>
+              <w:bottom w:w="100" w:type="dxa"/>
+              <w:left w:w="140" w:type="dxa"/>
+              <w:right w:w="140" w:type="dxa"/>
             </w:tcMar>
           </w:tcPr>
           <w:p>
             <w:pPr>
-              <w:jc w:val="left"/>
+              <w:spacing w:before="0" w:after="0" w:line="276" w:lineRule="auto"/>
             </w:pPr>
             <w:r>
               <w:rPr>
@@ -470,24 +469,24 @@
                 <w:color w:val="2D3748"/>
                 <w:sz w:val="18"/>
               </w:rPr>
-              <w:t>Batch send closed sessions (100 per page) with retry backoff; upload periodic JPEG screenshots; report health</w:t>
+              <w:t>Transactional batch upload of closed sessions (up to 100 records), periodic JPEG screenshot upload, 60s health telemetry, error logging.</w:t>
             </w:r>
           </w:p>
         </w:tc>
         <w:tc>
           <w:tcPr>
-            <w:tcW w:type="dxa" w:w="3168"/>
+            <w:tcW w:type="dxa" w:w="2592"/>
             <w:shd w:fill="FFFFFF"/>
             <w:tcMar>
-              <w:top w:w="80" w:type="dxa"/>
-              <w:bottom w:w="80" w:type="dxa"/>
-              <w:left w:w="150" w:type="dxa"/>
-              <w:right w:w="150" w:type="dxa"/>
+              <w:top w:w="100" w:type="dxa"/>
+              <w:bottom w:w="100" w:type="dxa"/>
+              <w:left w:w="140" w:type="dxa"/>
+              <w:right w:w="140" w:type="dxa"/>
             </w:tcMar>
           </w:tcPr>
           <w:p>
             <w:pPr>
-              <w:jc w:val="left"/>
+              <w:spacing w:before="0" w:after="0" w:line="276" w:lineRule="auto"/>
             </w:pPr>
             <w:r>
               <w:rPr>
@@ -495,9 +494,7 @@
                 <w:color w:val="2D3748"/>
                 <w:sz w:val="18"/>
               </w:rPr>
-              <w:t>POST /tracking/save_activity_batch</w:t>
-              <w:br/>
-              <w:t>POST /tracking/upload_screenshot</w:t>
+              <w:t>POST /workpulse/save_activity_batch, POST /workpulse/upload_screenshot, POST /workpulse/report_error</w:t>
             </w:r>
           </w:p>
         </w:tc>
@@ -505,26 +502,27 @@
       <w:tr>
         <w:tc>
           <w:tcPr>
-            <w:tcW w:type="dxa" w:w="2016"/>
+            <w:tcW w:type="dxa" w:w="2160"/>
             <w:shd w:fill="F8FAFC"/>
             <w:tcMar>
-              <w:top w:w="80" w:type="dxa"/>
-              <w:bottom w:w="80" w:type="dxa"/>
-              <w:left w:w="150" w:type="dxa"/>
-              <w:right w:w="150" w:type="dxa"/>
+              <w:top w:w="100" w:type="dxa"/>
+              <w:bottom w:w="100" w:type="dxa"/>
+              <w:left w:w="140" w:type="dxa"/>
+              <w:right w:w="140" w:type="dxa"/>
             </w:tcMar>
           </w:tcPr>
           <w:p>
             <w:pPr>
-              <w:jc w:val="left"/>
+              <w:spacing w:before="0" w:after="0" w:line="276" w:lineRule="auto"/>
             </w:pPr>
             <w:r>
               <w:rPr>
                 <w:rFonts w:ascii="Arial" w:hAnsi="Arial"/>
+                <w:b/>
                 <w:color w:val="2D3748"/>
                 <w:sz w:val="18"/>
               </w:rPr>
-              <w:t>Dashboard UI</w:t>
+              <w:t>Dashboard &amp; Attendance</w:t>
             </w:r>
           </w:p>
         </w:tc>
@@ -533,15 +531,15 @@
             <w:tcW w:type="dxa" w:w="4608"/>
             <w:shd w:fill="F8FAFC"/>
             <w:tcMar>
-              <w:top w:w="80" w:type="dxa"/>
-              <w:bottom w:w="80" w:type="dxa"/>
-              <w:left w:w="150" w:type="dxa"/>
-              <w:right w:w="150" w:type="dxa"/>
+              <w:top w:w="100" w:type="dxa"/>
+              <w:bottom w:w="100" w:type="dxa"/>
+              <w:left w:w="140" w:type="dxa"/>
+              <w:right w:w="140" w:type="dxa"/>
             </w:tcMar>
           </w:tcPr>
           <w:p>
             <w:pPr>
-              <w:jc w:val="left"/>
+              <w:spacing w:before="0" w:after="0" w:line="276" w:lineRule="auto"/>
             </w:pPr>
             <w:r>
               <w:rPr>
@@ -549,24 +547,24 @@
                 <w:color w:val="2D3748"/>
                 <w:sz w:val="18"/>
               </w:rPr>
-              <w:t>Display Today Time, Start Time, Punch Time, Attendance badge, Attendance Calendar, Leave modal, KRA timesheet</w:t>
+              <w:t>Real-time cards (Today Time, Start Time, Punch Time, Attendance badge), interactive Monthly Attendance calendar with green Missed Punch, leave quotas.</w:t>
             </w:r>
           </w:p>
         </w:tc>
         <w:tc>
           <w:tcPr>
-            <w:tcW w:type="dxa" w:w="3168"/>
+            <w:tcW w:type="dxa" w:w="2592"/>
             <w:shd w:fill="F8FAFC"/>
             <w:tcMar>
-              <w:top w:w="80" w:type="dxa"/>
-              <w:bottom w:w="80" w:type="dxa"/>
-              <w:left w:w="150" w:type="dxa"/>
-              <w:right w:w="150" w:type="dxa"/>
+              <w:top w:w="100" w:type="dxa"/>
+              <w:bottom w:w="100" w:type="dxa"/>
+              <w:left w:w="140" w:type="dxa"/>
+              <w:right w:w="140" w:type="dxa"/>
             </w:tcMar>
           </w:tcPr>
           <w:p>
             <w:pPr>
-              <w:jc w:val="left"/>
+              <w:spacing w:before="0" w:after="0" w:line="276" w:lineRule="auto"/>
             </w:pPr>
             <w:r>
               <w:rPr>
@@ -574,11 +572,7 @@
                 <w:color w:val="2D3748"/>
                 <w:sz w:val="18"/>
               </w:rPr>
-              <w:t>ui/dashboard.py</w:t>
-              <w:br/>
-              <w:t>ui/attendance_page.py</w:t>
-              <w:br/>
-              <w:t>ui/task_table.py</w:t>
+              <w:t>POST /punch/get_punch_time, POST /attendance/get_attendance_record, POST /LeaveApply/view_balance</w:t>
             </w:r>
           </w:p>
         </w:tc>
@@ -586,26 +580,27 @@
       <w:tr>
         <w:tc>
           <w:tcPr>
-            <w:tcW w:type="dxa" w:w="2016"/>
+            <w:tcW w:type="dxa" w:w="2160"/>
             <w:shd w:fill="FFFFFF"/>
             <w:tcMar>
-              <w:top w:w="80" w:type="dxa"/>
-              <w:bottom w:w="80" w:type="dxa"/>
-              <w:left w:w="150" w:type="dxa"/>
-              <w:right w:w="150" w:type="dxa"/>
+              <w:top w:w="100" w:type="dxa"/>
+              <w:bottom w:w="100" w:type="dxa"/>
+              <w:left w:w="140" w:type="dxa"/>
+              <w:right w:w="140" w:type="dxa"/>
             </w:tcMar>
           </w:tcPr>
           <w:p>
             <w:pPr>
-              <w:jc w:val="left"/>
+              <w:spacing w:before="0" w:after="0" w:line="276" w:lineRule="auto"/>
             </w:pPr>
             <w:r>
               <w:rPr>
                 <w:rFonts w:ascii="Arial" w:hAnsi="Arial"/>
+                <w:b/>
                 <w:color w:val="2D3748"/>
                 <w:sz w:val="18"/>
               </w:rPr>
-              <w:t>HRMS Bridge</w:t>
+              <w:t>Task PMS &amp; Timesheets</w:t>
             </w:r>
           </w:p>
         </w:tc>
@@ -614,15 +609,15 @@
             <w:tcW w:type="dxa" w:w="4608"/>
             <w:shd w:fill="FFFFFF"/>
             <w:tcMar>
-              <w:top w:w="80" w:type="dxa"/>
-              <w:bottom w:w="80" w:type="dxa"/>
-              <w:left w:w="150" w:type="dxa"/>
-              <w:right w:w="150" w:type="dxa"/>
+              <w:top w:w="100" w:type="dxa"/>
+              <w:bottom w:w="100" w:type="dxa"/>
+              <w:left w:w="140" w:type="dxa"/>
+              <w:right w:w="140" w:type="dxa"/>
             </w:tcMar>
           </w:tcPr>
           <w:p>
             <w:pPr>
-              <w:jc w:val="left"/>
+              <w:spacing w:before="0" w:after="0" w:line="276" w:lineRule="auto"/>
             </w:pPr>
             <w:r>
               <w:rPr>
@@ -630,24 +625,102 @@
                 <w:color w:val="2D3748"/>
                 <w:sz w:val="18"/>
               </w:rPr>
-              <w:t>Generate secure temporary HTML auto-login bridge to open tenant web portal in default browser with auto-cleanup</w:t>
+              <w:t>Assigned KRA tasks and Additional Tasks table, completion %, hours spent, remarks, draft saving, and timesheet submission.</w:t>
             </w:r>
           </w:p>
         </w:tc>
         <w:tc>
           <w:tcPr>
-            <w:tcW w:type="dxa" w:w="3168"/>
+            <w:tcW w:type="dxa" w:w="2592"/>
             <w:shd w:fill="FFFFFF"/>
             <w:tcMar>
-              <w:top w:w="80" w:type="dxa"/>
-              <w:bottom w:w="80" w:type="dxa"/>
-              <w:left w:w="150" w:type="dxa"/>
-              <w:right w:w="150" w:type="dxa"/>
+              <w:top w:w="100" w:type="dxa"/>
+              <w:bottom w:w="100" w:type="dxa"/>
+              <w:left w:w="140" w:type="dxa"/>
+              <w:right w:w="140" w:type="dxa"/>
             </w:tcMar>
           </w:tcPr>
           <w:p>
             <w:pPr>
-              <w:jc w:val="left"/>
+              <w:spacing w:before="0" w:after="0" w:line="276" w:lineRule="auto"/>
+            </w:pPr>
+            <w:r>
+              <w:rPr>
+                <w:rFonts w:ascii="Arial" w:hAnsi="Arial"/>
+                <w:color w:val="2D3748"/>
+                <w:sz w:val="18"/>
+              </w:rPr>
+              <w:t>POST /TaskPMS/get_kra, POST /TaskPMS/fill_time_sheet, POST /TaskPMS/save_additional_task</w:t>
+            </w:r>
+          </w:p>
+        </w:tc>
+      </w:tr>
+      <w:tr>
+        <w:tc>
+          <w:tcPr>
+            <w:tcW w:type="dxa" w:w="2160"/>
+            <w:shd w:fill="F8FAFC"/>
+            <w:tcMar>
+              <w:top w:w="100" w:type="dxa"/>
+              <w:bottom w:w="100" w:type="dxa"/>
+              <w:left w:w="140" w:type="dxa"/>
+              <w:right w:w="140" w:type="dxa"/>
+            </w:tcMar>
+          </w:tcPr>
+          <w:p>
+            <w:pPr>
+              <w:spacing w:before="0" w:after="0" w:line="276" w:lineRule="auto"/>
+            </w:pPr>
+            <w:r>
+              <w:rPr>
+                <w:rFonts w:ascii="Arial" w:hAnsi="Arial"/>
+                <w:b/>
+                <w:color w:val="2D3748"/>
+                <w:sz w:val="18"/>
+              </w:rPr>
+              <w:t>HRMS Portal SSO</w:t>
+            </w:r>
+          </w:p>
+        </w:tc>
+        <w:tc>
+          <w:tcPr>
+            <w:tcW w:type="dxa" w:w="4608"/>
+            <w:shd w:fill="F8FAFC"/>
+            <w:tcMar>
+              <w:top w:w="100" w:type="dxa"/>
+              <w:bottom w:w="100" w:type="dxa"/>
+              <w:left w:w="140" w:type="dxa"/>
+              <w:right w:w="140" w:type="dxa"/>
+            </w:tcMar>
+          </w:tcPr>
+          <w:p>
+            <w:pPr>
+              <w:spacing w:before="0" w:after="0" w:line="276" w:lineRule="auto"/>
+            </w:pPr>
+            <w:r>
+              <w:rPr>
+                <w:rFonts w:ascii="Arial" w:hAnsi="Arial"/>
+                <w:color w:val="2D3748"/>
+                <w:sz w:val="18"/>
+              </w:rPr>
+              <w:t>One-click temporary secure HTML auto-login bridge opening the tenant HRMS Web Portal in the user's default browser.</w:t>
+            </w:r>
+          </w:p>
+        </w:tc>
+        <w:tc>
+          <w:tcPr>
+            <w:tcW w:type="dxa" w:w="2592"/>
+            <w:shd w:fill="F8FAFC"/>
+            <w:tcMar>
+              <w:top w:w="100" w:type="dxa"/>
+              <w:bottom w:w="100" w:type="dxa"/>
+              <w:left w:w="140" w:type="dxa"/>
+              <w:right w:w="140" w:type="dxa"/>
+            </w:tcMar>
+          </w:tcPr>
+          <w:p>
+            <w:pPr>
+              <w:spacing w:before="0" w:after="0" w:line="276" w:lineRule="auto"/>
             </w:pPr>
             <w:r>
               <w:rPr>
@@ -663,18 +736,44 @@
       <w:tr>
         <w:tc>
           <w:tcPr>
-            <w:tcW w:type="dxa" w:w="2016"/>
-            <w:shd w:fill="F8FAFC"/>
+            <w:tcW w:type="dxa" w:w="2160"/>
+            <w:shd w:fill="FFFFFF"/>
             <w:tcMar>
-              <w:top w:w="80" w:type="dxa"/>
-              <w:bottom w:w="80" w:type="dxa"/>
-              <w:left w:w="150" w:type="dxa"/>
-              <w:right w:w="150" w:type="dxa"/>
+              <w:top w:w="100" w:type="dxa"/>
+              <w:bottom w:w="100" w:type="dxa"/>
+              <w:left w:w="140" w:type="dxa"/>
+              <w:right w:w="140" w:type="dxa"/>
             </w:tcMar>
           </w:tcPr>
           <w:p>
             <w:pPr>
-              <w:jc w:val="left"/>
+              <w:spacing w:before="0" w:after="0" w:line="276" w:lineRule="auto"/>
+            </w:pPr>
+            <w:r>
+              <w:rPr>
+                <w:rFonts w:ascii="Arial" w:hAnsi="Arial"/>
+                <w:b/>
+                <w:color w:val="2D3748"/>
+                <w:sz w:val="18"/>
+              </w:rPr>
+              <w:t>Process Recovery</w:t>
+            </w:r>
+          </w:p>
+        </w:tc>
+        <w:tc>
+          <w:tcPr>
+            <w:tcW w:type="dxa" w:w="4608"/>
+            <w:shd w:fill="FFFFFF"/>
+            <w:tcMar>
+              <w:top w:w="100" w:type="dxa"/>
+              <w:bottom w:w="100" w:type="dxa"/>
+              <w:left w:w="140" w:type="dxa"/>
+              <w:right w:w="140" w:type="dxa"/>
+            </w:tcMar>
+          </w:tcPr>
+          <w:p>
+            <w:pPr>
+              <w:spacing w:before="0" w:after="0" w:line="276" w:lineRule="auto"/>
             </w:pPr>
             <w:r>
               <w:rPr>
@@ -682,7 +781,60 @@
                 <w:color w:val="2D3748"/>
                 <w:sz w:val="18"/>
               </w:rPr>
-              <w:t>Auto-Update</w:t>
+              <w:t>Transparent Windows watchdog supervisor (iHRMS-Supervisor.exe) and Task Scheduler; native macOS launchd LaunchAgent KeepAlive.</w:t>
+            </w:r>
+          </w:p>
+        </w:tc>
+        <w:tc>
+          <w:tcPr>
+            <w:tcW w:type="dxa" w:w="2592"/>
+            <w:shd w:fill="FFFFFF"/>
+            <w:tcMar>
+              <w:top w:w="100" w:type="dxa"/>
+              <w:bottom w:w="100" w:type="dxa"/>
+              <w:left w:w="140" w:type="dxa"/>
+              <w:right w:w="140" w:type="dxa"/>
+            </w:tcMar>
+          </w:tcPr>
+          <w:p>
+            <w:pPr>
+              <w:spacing w:before="0" w:after="0" w:line="276" w:lineRule="auto"/>
+            </w:pPr>
+            <w:r>
+              <w:rPr>
+                <w:rFonts w:ascii="Arial" w:hAnsi="Arial"/>
+                <w:color w:val="2D3748"/>
+                <w:sz w:val="18"/>
+              </w:rPr>
+              <w:t>system/startup.py, system/supervisor.py, LaunchAgent plist</w:t>
+            </w:r>
+          </w:p>
+        </w:tc>
+      </w:tr>
+      <w:tr>
+        <w:tc>
+          <w:tcPr>
+            <w:tcW w:type="dxa" w:w="2160"/>
+            <w:shd w:fill="F8FAFC"/>
+            <w:tcMar>
+              <w:top w:w="100" w:type="dxa"/>
+              <w:bottom w:w="100" w:type="dxa"/>
+              <w:left w:w="140" w:type="dxa"/>
+              <w:right w:w="140" w:type="dxa"/>
+            </w:tcMar>
+          </w:tcPr>
+          <w:p>
+            <w:pPr>
+              <w:spacing w:before="0" w:after="0" w:line="276" w:lineRule="auto"/>
+            </w:pPr>
+            <w:r>
+              <w:rPr>
+                <w:rFonts w:ascii="Arial" w:hAnsi="Arial"/>
+                <w:b/>
+                <w:color w:val="2D3748"/>
+                <w:sz w:val="18"/>
+              </w:rPr>
+              <w:t>Authoritative Auto-Update</w:t>
             </w:r>
           </w:p>
         </w:tc>
@@ -691,15 +843,15 @@
             <w:tcW w:type="dxa" w:w="4608"/>
             <w:shd w:fill="F8FAFC"/>
             <w:tcMar>
-              <w:top w:w="80" w:type="dxa"/>
-              <w:bottom w:w="80" w:type="dxa"/>
-              <w:left w:w="150" w:type="dxa"/>
-              <w:right w:w="150" w:type="dxa"/>
+              <w:top w:w="100" w:type="dxa"/>
+              <w:bottom w:w="100" w:type="dxa"/>
+              <w:left w:w="140" w:type="dxa"/>
+              <w:right w:w="140" w:type="dxa"/>
             </w:tcMar>
           </w:tcPr>
           <w:p>
             <w:pPr>
-              <w:jc w:val="left"/>
+              <w:spacing w:before="0" w:after="0" w:line="276" w:lineRule="auto"/>
             </w:pPr>
             <w:r>
               <w:rPr>
@@ -707,24 +859,24 @@
                 <w:color w:val="2D3748"/>
                 <w:sz w:val="18"/>
               </w:rPr>
-              <w:t>Check live server release; compare semantically; download valid PE installer; spawn detached silent updater</w:t>
+              <w:t>Check live server release via App Controller; semantic version comparison; PE/DMG binary validation; detached silent installation; 24h loop guard.</w:t>
             </w:r>
           </w:p>
         </w:tc>
         <w:tc>
           <w:tcPr>
-            <w:tcW w:type="dxa" w:w="3168"/>
+            <w:tcW w:type="dxa" w:w="2592"/>
             <w:shd w:fill="F8FAFC"/>
             <w:tcMar>
-              <w:top w:w="80" w:type="dxa"/>
-              <w:bottom w:w="80" w:type="dxa"/>
-              <w:left w:w="150" w:type="dxa"/>
-              <w:right w:w="150" w:type="dxa"/>
+              <w:top w:w="100" w:type="dxa"/>
+              <w:bottom w:w="100" w:type="dxa"/>
+              <w:left w:w="140" w:type="dxa"/>
+              <w:right w:w="140" w:type="dxa"/>
             </w:tcMar>
           </w:tcPr>
           <w:p>
             <w:pPr>
-              <w:jc w:val="left"/>
+              <w:spacing w:before="0" w:after="0" w:line="276" w:lineRule="auto"/>
             </w:pPr>
             <w:r>
               <w:rPr>
@@ -732,9 +884,7 @@
                 <w:color w:val="2D3748"/>
                 <w:sz w:val="18"/>
               </w:rPr>
-              <w:t>POST /punch/check_new_version</w:t>
-              <w:br/>
-              <w:t>services/update_service.py</w:t>
+              <w:t>POST /appcontroller/appcontroller, services/update_service.py, services/update_state.py</w:t>
             </w:r>
           </w:p>
         </w:tc>
@@ -742,20 +892,19 @@
     </w:tbl>
     <w:p>
       <w:pPr>
-        <w:spacing w:after="160"/>
+        <w:spacing w:after="120"/>
       </w:pPr>
     </w:p>
     <w:p>
       <w:pPr>
-        <w:keepNext/>
-        <w:spacing w:before="280" w:after="120"/>
+        <w:spacing w:before="280" w:after="80"/>
       </w:pPr>
       <w:r>
         <w:rPr>
           <w:rFonts w:ascii="Arial" w:hAnsi="Arial"/>
           <w:b/>
           <w:color w:val="0F2942"/>
-          <w:sz w:val="28"/>
+          <w:sz w:val="24"/>
         </w:rPr>
         <w:t>4. Non-Functional &amp; Operational Requirements</w:t>
       </w:r>
@@ -763,121 +912,144 @@
     <w:p>
       <w:pPr>
         <w:pStyle w:val="ListBullet"/>
-        <w:spacing w:after="60" w:line="276" w:lineRule="auto"/>
+        <w:spacing w:before="0" w:after="80" w:line="276" w:lineRule="auto"/>
       </w:pPr>
       <w:r>
         <w:rPr>
           <w:rFonts w:ascii="Arial" w:hAnsi="Arial"/>
           <w:b/>
           <w:color w:val="2D3748"/>
-          <w:sz w:val="20"/>
+          <w:sz w:val="19"/>
         </w:rPr>
-        <w:t xml:space="preserve">Performance: </w:t>
+        <w:t xml:space="preserve">System Performance: </w:t>
       </w:r>
       <w:r>
         <w:rPr>
           <w:rFonts w:ascii="Arial" w:hAnsi="Arial"/>
-          <w:color w:val="2D3748"/>
-          <w:sz w:val="20"/>
+          <w:color w:val="334155"/>
+          <w:sz w:val="19"/>
         </w:rPr>
-        <w:t>Background tracking loop overhead must remain &lt; 1.0% CPU and &lt; 85 MB RAM.</w:t>
+        <w:t>Background tracking loop overhead must remain &lt; 1.0% CPU and &lt; 85 MB RAM memory footprint.</w:t>
       </w:r>
     </w:p>
     <w:p>
       <w:pPr>
         <w:pStyle w:val="ListBullet"/>
-        <w:spacing w:after="60" w:line="276" w:lineRule="auto"/>
+        <w:spacing w:before="0" w:after="80" w:line="276" w:lineRule="auto"/>
       </w:pPr>
       <w:r>
         <w:rPr>
           <w:rFonts w:ascii="Arial" w:hAnsi="Arial"/>
           <w:b/>
           <w:color w:val="2D3748"/>
-          <w:sz w:val="20"/>
+          <w:sz w:val="19"/>
         </w:rPr>
-        <w:t xml:space="preserve">Security: </w:t>
+        <w:t xml:space="preserve">Communication Security: </w:t>
       </w:r>
       <w:r>
         <w:rPr>
           <w:rFonts w:ascii="Arial" w:hAnsi="Arial"/>
-          <w:color w:val="2D3748"/>
-          <w:sz w:val="20"/>
+          <w:color w:val="334155"/>
+          <w:sz w:val="19"/>
         </w:rPr>
-        <w:t>All network communication must enforce TLS 1.2+ encryption with certificate validation.</w:t>
+        <w:t>All external API traffic enforces TLS 1.2+ encryption with automated CA bundle discovery (init_ca_bundle).</w:t>
       </w:r>
     </w:p>
     <w:p>
       <w:pPr>
         <w:pStyle w:val="ListBullet"/>
-        <w:spacing w:after="60" w:line="276" w:lineRule="auto"/>
+        <w:spacing w:before="0" w:after="80" w:line="276" w:lineRule="auto"/>
       </w:pPr>
       <w:r>
         <w:rPr>
           <w:rFonts w:ascii="Arial" w:hAnsi="Arial"/>
           <w:b/>
           <w:color w:val="2D3748"/>
-          <w:sz w:val="20"/>
+          <w:sz w:val="19"/>
         </w:rPr>
-        <w:t xml:space="preserve">Reliability: </w:t>
+        <w:t xml:space="preserve">ACID Data Reliability: </w:t>
       </w:r>
       <w:r>
         <w:rPr>
           <w:rFonts w:ascii="Arial" w:hAnsi="Arial"/>
-          <w:color w:val="2D3748"/>
-          <w:sz w:val="20"/>
+          <w:color w:val="334155"/>
+          <w:sz w:val="19"/>
         </w:rPr>
-        <w:t>Local SQLite database must use Write-Ahead Logging (WAL) to prevent database locks.</w:t>
+        <w:t>Local SQLite database operates in Write-Ahead Logging (WAL) mode with 5000ms busy timeout to prevent database locks.</w:t>
       </w:r>
     </w:p>
     <w:p>
       <w:pPr>
         <w:pStyle w:val="ListBullet"/>
-        <w:spacing w:after="60" w:line="276" w:lineRule="auto"/>
+        <w:spacing w:before="0" w:after="80" w:line="276" w:lineRule="auto"/>
       </w:pPr>
       <w:r>
         <w:rPr>
           <w:rFonts w:ascii="Arial" w:hAnsi="Arial"/>
           <w:b/>
           <w:color w:val="2D3748"/>
-          <w:sz w:val="20"/>
+          <w:sz w:val="19"/>
+        </w:rPr>
+        <w:t xml:space="preserve">Session Persistence: </w:t>
+      </w:r>
+      <w:r>
+        <w:rPr>
+          <w:rFonts w:ascii="Arial" w:hAnsi="Arial"/>
+          <w:color w:val="334155"/>
+          <w:sz w:val="19"/>
+        </w:rPr>
+        <w:t>Hardware/user-bound session encryption via Windows Credential Manager DPAPI and macOS Keychain ensures zero repeated logins across ordinary restarts.</w:t>
+      </w:r>
+    </w:p>
+    <w:p>
+      <w:pPr>
+        <w:pStyle w:val="ListBullet"/>
+        <w:spacing w:before="0" w:after="80" w:line="276" w:lineRule="auto"/>
+      </w:pPr>
+      <w:r>
+        <w:rPr>
+          <w:rFonts w:ascii="Arial" w:hAnsi="Arial"/>
+          <w:b/>
+          <w:color w:val="2D3748"/>
+          <w:sz w:val="19"/>
         </w:rPr>
         <w:t xml:space="preserve">Cross-Platform Parity: </w:t>
       </w:r>
       <w:r>
         <w:rPr>
           <w:rFonts w:ascii="Arial" w:hAnsi="Arial"/>
-          <w:color w:val="2D3748"/>
-          <w:sz w:val="20"/>
+          <w:color w:val="334155"/>
+          <w:sz w:val="19"/>
         </w:rPr>
-        <w:t>Single codebase supporting Windows 10/11 and macOS 12+ with zero OS-specific branching in UI.</w:t>
+        <w:t>Unified Python/PySide6 codebase supporting Windows 10/11 x64 and macOS 11+ with zero OS-specific branching in UI widgets.</w:t>
       </w:r>
     </w:p>
     <w:p>
       <w:pPr>
         <w:pStyle w:val="ListBullet"/>
-        <w:spacing w:after="60" w:line="276" w:lineRule="auto"/>
+        <w:spacing w:before="0" w:after="80" w:line="276" w:lineRule="auto"/>
       </w:pPr>
       <w:r>
         <w:rPr>
           <w:rFonts w:ascii="Arial" w:hAnsi="Arial"/>
           <w:b/>
           <w:color w:val="2D3748"/>
-          <w:sz w:val="20"/>
+          <w:sz w:val="19"/>
         </w:rPr>
-        <w:t xml:space="preserve">Testability: </w:t>
+        <w:t xml:space="preserve">Quality Standards: </w:t>
       </w:r>
       <w:r>
         <w:rPr>
           <w:rFonts w:ascii="Arial" w:hAnsi="Arial"/>
-          <w:color w:val="2D3748"/>
-          <w:sz w:val="20"/>
+          <w:color w:val="334155"/>
+          <w:sz w:val="19"/>
         </w:rPr>
-        <w:t>Comprehensive test coverage with 295 automated tests executing on CI/CD runners.</w:t>
+        <w:t>Comprehensive test suite comprising 576 automated unit and integration tests executing on multi-platform CI/CD pipelines.</w:t>
       </w:r>
     </w:p>
     <w:sectPr>
       <w:pgSz w:w="12240" w:h="15840"/>
-      <w:pgMar w:top="1152" w:right="1152" w:bottom="1152" w:left="1152" w:header="720" w:footer="720" w:gutter="0"/>
+      <w:pgMar w:top="1440" w:right="1800" w:bottom="1440" w:left="1800" w:header="720" w:footer="720" w:gutter="0"/>
       <w:cols w:space="720"/>
       <w:docGrid w:linePitch="360"/>
     </w:sectPr>
